--- a/TS Jatai Ghanam Project/TS 1.4/TS 1.4 Ghanam Sanskrit Corrections.docx
+++ b/TS Jatai Ghanam Project/TS 1.4/TS 1.4 Ghanam Sanskrit Corrections.docx
@@ -79,7 +79,7 @@
     </w:p>
     <w:tbl>
       <w:tblPr>
-        <w:tblW w:w="14962" w:type="dxa"/>
+        <w:tblW w:w="14396" w:type="dxa"/>
         <w:tblInd w:w="-792" w:type="dxa"/>
         <w:tblBorders>
           <w:top w:val="single" w:sz="4" w:space="0" w:color="000000"/>
@@ -93,7 +93,7 @@
       </w:tblPr>
       <w:tblGrid>
         <w:gridCol w:w="7450"/>
-        <w:gridCol w:w="7512"/>
+        <w:gridCol w:w="6946"/>
       </w:tblGrid>
       <w:tr>
         <w:tc>
@@ -122,7 +122,7 @@
         </w:tc>
         <w:tc>
           <w:tcPr>
-            <w:tcW w:w="7512" w:type="dxa"/>
+            <w:tcW w:w="6946" w:type="dxa"/>
           </w:tcPr>
           <w:p>
             <w:pPr>
@@ -163,7 +163,6 @@
                 <w:color w:val="000000"/>
                 <w:sz w:val="32"/>
                 <w:szCs w:val="40"/>
-                <w:lang w:val="it-IT"/>
               </w:rPr>
             </w:pPr>
             <w:r>
@@ -171,7 +170,6 @@
                 <w:rFonts w:cs="BRH Devanagari Extra"/>
                 <w:color w:val="000000"/>
                 <w:szCs w:val="40"/>
-                <w:lang w:val="it-IT"/>
               </w:rPr>
               <w:t>33</w:t>
             </w:r>
@@ -181,7 +179,6 @@
                 <w:color w:val="000000"/>
                 <w:sz w:val="32"/>
                 <w:szCs w:val="40"/>
-                <w:lang w:val="it-IT"/>
               </w:rPr>
               <w:t xml:space="preserve">)   </w:t>
             </w:r>
@@ -190,7 +187,6 @@
                 <w:rFonts w:cs="BRH Devanagari Extra"/>
                 <w:color w:val="000000"/>
                 <w:szCs w:val="40"/>
-                <w:lang w:val="it-IT"/>
               </w:rPr>
               <w:t>1</w:t>
             </w:r>
@@ -200,7 +196,6 @@
                 <w:color w:val="000000"/>
                 <w:sz w:val="32"/>
                 <w:szCs w:val="40"/>
-                <w:lang w:val="it-IT"/>
               </w:rPr>
               <w:t>.</w:t>
             </w:r>
@@ -209,7 +204,6 @@
                 <w:rFonts w:cs="BRH Devanagari Extra"/>
                 <w:color w:val="000000"/>
                 <w:szCs w:val="40"/>
-                <w:lang w:val="it-IT"/>
               </w:rPr>
               <w:t>4</w:t>
             </w:r>
@@ -219,7 +213,6 @@
                 <w:color w:val="000000"/>
                 <w:sz w:val="32"/>
                 <w:szCs w:val="40"/>
-                <w:lang w:val="it-IT"/>
               </w:rPr>
               <w:t>.</w:t>
             </w:r>
@@ -228,7 +221,6 @@
                 <w:rFonts w:cs="BRH Devanagari Extra"/>
                 <w:color w:val="000000"/>
                 <w:szCs w:val="40"/>
-                <w:lang w:val="it-IT"/>
               </w:rPr>
               <w:t>2</w:t>
             </w:r>
@@ -238,7 +230,6 @@
                 <w:color w:val="000000"/>
                 <w:sz w:val="32"/>
                 <w:szCs w:val="40"/>
-                <w:lang w:val="it-IT"/>
               </w:rPr>
               <w:t>.</w:t>
             </w:r>
@@ -247,7 +238,6 @@
                 <w:rFonts w:cs="BRH Devanagari Extra"/>
                 <w:color w:val="000000"/>
                 <w:szCs w:val="40"/>
-                <w:lang w:val="it-IT"/>
               </w:rPr>
               <w:t>1</w:t>
             </w:r>
@@ -257,7 +247,6 @@
                 <w:color w:val="000000"/>
                 <w:sz w:val="32"/>
                 <w:szCs w:val="40"/>
-                <w:lang w:val="it-IT"/>
               </w:rPr>
               <w:t>(</w:t>
             </w:r>
@@ -266,7 +255,6 @@
                 <w:rFonts w:cs="BRH Devanagari Extra"/>
                 <w:color w:val="000000"/>
                 <w:szCs w:val="40"/>
-                <w:lang w:val="it-IT"/>
               </w:rPr>
               <w:t>30</w:t>
             </w:r>
@@ -276,7 +264,6 @@
                 <w:color w:val="000000"/>
                 <w:sz w:val="32"/>
                 <w:szCs w:val="40"/>
-                <w:lang w:val="it-IT"/>
               </w:rPr>
               <w:t>)- iuÉÉ</w:t>
             </w:r>
@@ -285,7 +272,6 @@
                 <w:rFonts w:ascii="BRH Malayalam Extra" w:hAnsi="BRH Malayalam Extra" w:cs="BRH Devanagari Extra"/>
                 <w:color w:val="000000"/>
                 <w:szCs w:val="40"/>
-                <w:lang w:val="it-IT"/>
               </w:rPr>
               <w:t>–</w:t>
             </w:r>
@@ -295,7 +281,6 @@
                 <w:color w:val="000000"/>
                 <w:sz w:val="32"/>
                 <w:szCs w:val="40"/>
-                <w:lang w:val="it-IT"/>
               </w:rPr>
               <w:t xml:space="preserve"> | A</w:t>
             </w:r>
@@ -304,7 +289,6 @@
                 <w:rFonts w:ascii="BRH Malayalam Extra" w:hAnsi="BRH Malayalam Extra" w:cs="BRH Devanagari Extra"/>
                 <w:color w:val="000000"/>
                 <w:szCs w:val="40"/>
-                <w:lang w:val="it-IT"/>
               </w:rPr>
               <w:t>–</w:t>
             </w:r>
@@ -314,7 +298,6 @@
                 <w:color w:val="000000"/>
                 <w:sz w:val="32"/>
                 <w:szCs w:val="40"/>
-                <w:lang w:val="it-IT"/>
               </w:rPr>
               <w:t>¹Ò</w:t>
             </w:r>
@@ -323,7 +306,6 @@
                 <w:rFonts w:ascii="BRH Malayalam Extra" w:hAnsi="BRH Malayalam Extra" w:cs="BRH Devanagari Extra"/>
                 <w:color w:val="000000"/>
                 <w:szCs w:val="40"/>
-                <w:lang w:val="it-IT"/>
               </w:rPr>
               <w:t>–</w:t>
             </w:r>
@@ -333,7 +315,6 @@
                 <w:color w:val="000000"/>
                 <w:sz w:val="32"/>
                 <w:szCs w:val="40"/>
-                <w:lang w:val="it-IT"/>
               </w:rPr>
               <w:t xml:space="preserve"> | E</w:t>
             </w:r>
@@ -342,7 +323,6 @@
                 <w:rFonts w:ascii="BRH Malayalam Extra" w:hAnsi="BRH Malayalam Extra" w:cs="BRH Devanagari Extra"/>
                 <w:color w:val="000000"/>
                 <w:szCs w:val="40"/>
-                <w:lang w:val="it-IT"/>
               </w:rPr>
               <w:t>–</w:t>
             </w:r>
@@ -352,7 +332,6 @@
                 <w:color w:val="000000"/>
                 <w:sz w:val="32"/>
                 <w:szCs w:val="40"/>
-                <w:lang w:val="it-IT"/>
               </w:rPr>
               <w:t xml:space="preserve">Â | </w:t>
             </w:r>
@@ -369,7 +348,6 @@
                 <w:color w:val="000000"/>
                 <w:sz w:val="32"/>
                 <w:szCs w:val="40"/>
-                <w:lang w:val="it-IT"/>
               </w:rPr>
             </w:pPr>
             <w:r>
@@ -378,7 +356,6 @@
                 <w:color w:val="000000"/>
                 <w:sz w:val="32"/>
                 <w:szCs w:val="40"/>
-                <w:lang w:val="it-IT"/>
               </w:rPr>
               <w:t>iuÉÉ</w:t>
             </w:r>
@@ -387,7 +364,6 @@
                 <w:rFonts w:ascii="BRH Malayalam Extra" w:hAnsi="BRH Malayalam Extra" w:cs="BRH Devanagari Extra"/>
                 <w:color w:val="000000"/>
                 <w:szCs w:val="40"/>
-                <w:lang w:val="it-IT"/>
               </w:rPr>
               <w:t>–</w:t>
             </w:r>
@@ -397,7 +373,6 @@
                 <w:color w:val="000000"/>
                 <w:sz w:val="32"/>
                 <w:szCs w:val="40"/>
-                <w:lang w:val="it-IT"/>
               </w:rPr>
               <w:t xml:space="preserve"> ÅwOèuÉ</w:t>
             </w:r>
@@ -406,7 +381,6 @@
                 <w:rFonts w:ascii="BRH Malayalam Extra" w:hAnsi="BRH Malayalam Extra" w:cs="BRH Devanagari Extra"/>
                 <w:color w:val="000000"/>
                 <w:szCs w:val="40"/>
-                <w:lang w:val="it-IT"/>
               </w:rPr>
               <w:t>–</w:t>
             </w:r>
@@ -416,7 +390,6 @@
                 <w:color w:val="000000"/>
                 <w:sz w:val="32"/>
                 <w:szCs w:val="40"/>
-                <w:lang w:val="it-IT"/>
               </w:rPr>
               <w:t>¹Ò</w:t>
             </w:r>
@@ -425,7 +398,6 @@
                 <w:rFonts w:ascii="BRH Malayalam Extra" w:hAnsi="BRH Malayalam Extra" w:cs="BRH Devanagari Extra"/>
                 <w:color w:val="000000"/>
                 <w:szCs w:val="40"/>
-                <w:lang w:val="it-IT"/>
               </w:rPr>
               <w:t>–</w:t>
             </w:r>
@@ -435,7 +407,6 @@
                 <w:color w:val="000000"/>
                 <w:sz w:val="32"/>
                 <w:szCs w:val="40"/>
-                <w:lang w:val="it-IT"/>
               </w:rPr>
               <w:t xml:space="preserve"> iuÉÉ</w:t>
             </w:r>
@@ -444,7 +415,6 @@
                 <w:rFonts w:ascii="BRH Malayalam Extra" w:hAnsi="BRH Malayalam Extra" w:cs="BRH Devanagari Extra"/>
                 <w:color w:val="000000"/>
                 <w:szCs w:val="40"/>
-                <w:lang w:val="it-IT"/>
               </w:rPr>
               <w:t>–</w:t>
             </w:r>
@@ -454,7 +424,6 @@
                 <w:color w:val="000000"/>
                 <w:sz w:val="32"/>
                 <w:szCs w:val="40"/>
-                <w:lang w:val="it-IT"/>
               </w:rPr>
               <w:t xml:space="preserve"> iuÉÉ</w:t>
             </w:r>
@@ -463,7 +432,6 @@
                 <w:rFonts w:ascii="BRH Malayalam Extra" w:hAnsi="BRH Malayalam Extra" w:cs="BRH Devanagari Extra"/>
                 <w:color w:val="000000"/>
                 <w:szCs w:val="40"/>
-                <w:lang w:val="it-IT"/>
               </w:rPr>
               <w:t>–</w:t>
             </w:r>
@@ -473,7 +441,6 @@
                 <w:color w:val="000000"/>
                 <w:sz w:val="32"/>
                 <w:szCs w:val="40"/>
-                <w:lang w:val="it-IT"/>
               </w:rPr>
               <w:t xml:space="preserve"> Å¹</w:t>
             </w:r>
@@ -482,7 +449,6 @@
                 <w:rFonts w:ascii="BRH Malayalam Extra" w:hAnsi="BRH Malayalam Extra" w:cs="BRH Devanagari Extra"/>
                 <w:color w:val="000000"/>
                 <w:szCs w:val="40"/>
-                <w:lang w:val="it-IT"/>
               </w:rPr>
               <w:t>–</w:t>
             </w:r>
@@ -492,7 +458,6 @@
                 <w:color w:val="000000"/>
                 <w:sz w:val="32"/>
                 <w:szCs w:val="40"/>
-                <w:lang w:val="it-IT"/>
               </w:rPr>
               <w:t>ÕÃÿ(</w:t>
             </w:r>
@@ -501,7 +466,6 @@
                 <w:rFonts w:cs="BRH Devanagari Extra"/>
                 <w:color w:val="000000"/>
                 <w:szCs w:val="40"/>
-                <w:lang w:val="it-IT"/>
               </w:rPr>
               <w:t>1</w:t>
             </w:r>
@@ -510,7 +474,6 @@
                 <w:rFonts w:ascii="BRH Malayalam Extra" w:hAnsi="BRH Malayalam Extra" w:cs="BRH Devanagari Extra"/>
                 <w:color w:val="000000"/>
                 <w:szCs w:val="40"/>
-                <w:lang w:val="it-IT"/>
               </w:rPr>
               <w:t>–</w:t>
             </w:r>
@@ -520,7 +483,6 @@
                 <w:color w:val="000000"/>
                 <w:sz w:val="32"/>
                 <w:szCs w:val="40"/>
-                <w:lang w:val="it-IT"/>
               </w:rPr>
               <w:t>) uÉïþ¹Ò iuÉÉ iuÉÉ Å</w:t>
             </w:r>
@@ -531,7 +493,6 @@
                 <w:sz w:val="32"/>
                 <w:szCs w:val="40"/>
                 <w:highlight w:val="yellow"/>
-                <w:lang w:val="it-IT"/>
               </w:rPr>
               <w:t>¹Õ</w:t>
             </w:r>
@@ -541,7 +502,6 @@
                 <w:color w:val="000000"/>
                 <w:sz w:val="32"/>
                 <w:szCs w:val="40"/>
-                <w:lang w:val="it-IT"/>
               </w:rPr>
               <w:t xml:space="preserve">þÂ | </w:t>
             </w:r>
@@ -566,7 +526,7 @@
         </w:tc>
         <w:tc>
           <w:tcPr>
-            <w:tcW w:w="7512" w:type="dxa"/>
+            <w:tcW w:w="6946" w:type="dxa"/>
           </w:tcPr>
           <w:p>
             <w:pPr>
@@ -986,6 +946,532 @@
                 <w:szCs w:val="28"/>
                 <w:cs/>
                 <w:lang w:val="it-IT" w:bidi="ta-IN"/>
+              </w:rPr>
+            </w:pPr>
+          </w:p>
+        </w:tc>
+      </w:tr>
+      <w:tr>
+        <w:trPr>
+          <w:trHeight w:val="1545"/>
+        </w:trPr>
+        <w:tc>
+          <w:tcPr>
+            <w:tcW w:w="7450" w:type="dxa"/>
+          </w:tcPr>
+          <w:p>
+            <w:pPr>
+              <w:widowControl w:val="0"/>
+              <w:autoSpaceDE w:val="0"/>
+              <w:autoSpaceDN w:val="0"/>
+              <w:adjustRightInd w:val="0"/>
+              <w:spacing w:line="240" w:lineRule="auto"/>
+              <w:rPr>
+                <w:rFonts w:ascii="BRH Devanagari Extra" w:hAnsi="BRH Devanagari Extra" w:cs="BRH Devanagari Extra"/>
+                <w:color w:val="000000"/>
+                <w:sz w:val="32"/>
+                <w:szCs w:val="32"/>
+                <w:lang w:val="it-IT"/>
+              </w:rPr>
+            </w:pPr>
+            <w:r>
+              <w:rPr>
+                <w:rFonts w:cs="BRH Devanagari Extra"/>
+                <w:color w:val="000000"/>
+                <w:szCs w:val="32"/>
+                <w:lang w:val="it-IT"/>
+              </w:rPr>
+              <w:t>23</w:t>
+            </w:r>
+            <w:r>
+              <w:rPr>
+                <w:rFonts w:ascii="BRH Devanagari Extra" w:hAnsi="BRH Devanagari Extra" w:cs="BRH Devanagari Extra"/>
+                <w:color w:val="000000"/>
+                <w:sz w:val="32"/>
+                <w:szCs w:val="32"/>
+                <w:lang w:val="it-IT"/>
+              </w:rPr>
+              <w:t>)</w:t>
+            </w:r>
+            <w:r>
+              <w:rPr>
+                <w:rFonts w:ascii="BRH Devanagari Extra" w:hAnsi="BRH Devanagari Extra" w:cs="BRH Devanagari Extra"/>
+                <w:color w:val="000000"/>
+                <w:sz w:val="32"/>
+                <w:szCs w:val="32"/>
+                <w:lang w:val="it-IT"/>
+              </w:rPr>
+              <w:tab/>
+            </w:r>
+            <w:r>
+              <w:rPr>
+                <w:rFonts w:cs="BRH Devanagari Extra"/>
+                <w:color w:val="000000"/>
+                <w:szCs w:val="32"/>
+                <w:lang w:val="it-IT"/>
+              </w:rPr>
+              <w:t>1</w:t>
+            </w:r>
+            <w:r>
+              <w:rPr>
+                <w:rFonts w:ascii="BRH Devanagari Extra" w:hAnsi="BRH Devanagari Extra" w:cs="BRH Devanagari Extra"/>
+                <w:color w:val="000000"/>
+                <w:sz w:val="32"/>
+                <w:szCs w:val="32"/>
+                <w:lang w:val="it-IT"/>
+              </w:rPr>
+              <w:t>.</w:t>
+            </w:r>
+            <w:r>
+              <w:rPr>
+                <w:rFonts w:cs="BRH Devanagari Extra"/>
+                <w:color w:val="000000"/>
+                <w:szCs w:val="32"/>
+                <w:lang w:val="it-IT"/>
+              </w:rPr>
+              <w:t>4</w:t>
+            </w:r>
+            <w:r>
+              <w:rPr>
+                <w:rFonts w:ascii="BRH Devanagari Extra" w:hAnsi="BRH Devanagari Extra" w:cs="BRH Devanagari Extra"/>
+                <w:color w:val="000000"/>
+                <w:sz w:val="32"/>
+                <w:szCs w:val="32"/>
+                <w:lang w:val="it-IT"/>
+              </w:rPr>
+              <w:t>.</w:t>
+            </w:r>
+            <w:r>
+              <w:rPr>
+                <w:rFonts w:cs="BRH Devanagari Extra"/>
+                <w:color w:val="000000"/>
+                <w:szCs w:val="32"/>
+                <w:lang w:val="it-IT"/>
+              </w:rPr>
+              <w:t>42</w:t>
+            </w:r>
+            <w:r>
+              <w:rPr>
+                <w:rFonts w:ascii="BRH Devanagari Extra" w:hAnsi="BRH Devanagari Extra" w:cs="BRH Devanagari Extra"/>
+                <w:color w:val="000000"/>
+                <w:sz w:val="32"/>
+                <w:szCs w:val="32"/>
+                <w:lang w:val="it-IT"/>
+              </w:rPr>
+              <w:t>.</w:t>
+            </w:r>
+            <w:r>
+              <w:rPr>
+                <w:rFonts w:cs="BRH Devanagari Extra"/>
+                <w:color w:val="000000"/>
+                <w:szCs w:val="32"/>
+                <w:lang w:val="it-IT"/>
+              </w:rPr>
+              <w:t>1</w:t>
+            </w:r>
+            <w:r>
+              <w:rPr>
+                <w:rFonts w:ascii="BRH Devanagari Extra" w:hAnsi="BRH Devanagari Extra" w:cs="BRH Devanagari Extra"/>
+                <w:color w:val="000000"/>
+                <w:sz w:val="32"/>
+                <w:szCs w:val="32"/>
+                <w:lang w:val="it-IT"/>
+              </w:rPr>
+              <w:t>(</w:t>
+            </w:r>
+            <w:r>
+              <w:rPr>
+                <w:rFonts w:cs="BRH Devanagari Extra"/>
+                <w:color w:val="000000"/>
+                <w:szCs w:val="32"/>
+                <w:lang w:val="it-IT"/>
+              </w:rPr>
+              <w:t>19</w:t>
+            </w:r>
+            <w:r>
+              <w:rPr>
+                <w:rFonts w:ascii="BRH Devanagari Extra" w:hAnsi="BRH Devanagari Extra" w:cs="BRH Devanagari Extra"/>
+                <w:color w:val="000000"/>
+                <w:sz w:val="32"/>
+                <w:szCs w:val="32"/>
+                <w:lang w:val="it-IT"/>
+              </w:rPr>
+              <w:t>)-  lÉ</w:t>
+            </w:r>
+            <w:r>
+              <w:rPr>
+                <w:rFonts w:ascii="BRH Malayalam Extra" w:hAnsi="BRH Malayalam Extra" w:cs="BRH Devanagari Extra"/>
+                <w:color w:val="000000"/>
+                <w:szCs w:val="32"/>
+                <w:lang w:val="it-IT"/>
+              </w:rPr>
+              <w:t>–</w:t>
+            </w:r>
+            <w:r>
+              <w:rPr>
+                <w:rFonts w:ascii="BRH Devanagari Extra" w:hAnsi="BRH Devanagari Extra" w:cs="BRH Devanagari Extra"/>
+                <w:color w:val="000000"/>
+                <w:sz w:val="32"/>
+                <w:szCs w:val="32"/>
+                <w:lang w:val="it-IT"/>
+              </w:rPr>
+              <w:t xml:space="preserve">È || </w:t>
+            </w:r>
+          </w:p>
+          <w:p>
+            <w:pPr>
+              <w:widowControl w:val="0"/>
+              <w:autoSpaceDE w:val="0"/>
+              <w:autoSpaceDN w:val="0"/>
+              <w:adjustRightInd w:val="0"/>
+              <w:spacing w:line="240" w:lineRule="auto"/>
+              <w:rPr>
+                <w:rFonts w:cs="BRH Malayalam Extra"/>
+                <w:color w:val="000000"/>
+                <w:szCs w:val="40"/>
+                <w:lang w:val="it-IT"/>
+              </w:rPr>
+            </w:pPr>
+            <w:r>
+              <w:rPr>
+                <w:rFonts w:ascii="BRH Devanagari Extra" w:hAnsi="BRH Devanagari Extra" w:cs="BRH Devanagari Extra"/>
+                <w:color w:val="000000"/>
+                <w:sz w:val="32"/>
+                <w:szCs w:val="32"/>
+                <w:lang w:val="it-IT"/>
+              </w:rPr>
+              <w:t>lÉ</w:t>
+            </w:r>
+            <w:r>
+              <w:rPr>
+                <w:rFonts w:ascii="BRH Malayalam Extra" w:hAnsi="BRH Malayalam Extra" w:cs="BRH Devanagari Extra"/>
+                <w:color w:val="000000"/>
+                <w:szCs w:val="32"/>
+                <w:lang w:val="it-IT"/>
+              </w:rPr>
+              <w:t>–</w:t>
+            </w:r>
+            <w:r>
+              <w:rPr>
+                <w:rFonts w:ascii="BRH Devanagari Extra" w:hAnsi="BRH Devanagari Extra" w:cs="BRH Devanagari Extra"/>
+                <w:color w:val="000000"/>
+                <w:sz w:val="32"/>
+                <w:szCs w:val="32"/>
+                <w:lang w:val="it-IT"/>
+              </w:rPr>
+              <w:t xml:space="preserve"> CÌiÉþ </w:t>
+            </w:r>
+            <w:r>
+              <w:rPr>
+                <w:rFonts w:ascii="BRH Devanagari Extra" w:hAnsi="BRH Devanagari Extra" w:cs="BRH Devanagari Extra"/>
+                <w:color w:val="000000"/>
+                <w:sz w:val="32"/>
+                <w:szCs w:val="32"/>
+                <w:highlight w:val="yellow"/>
+                <w:lang w:val="it-IT"/>
+              </w:rPr>
+              <w:t>lÉ</w:t>
+            </w:r>
+            <w:r>
+              <w:rPr>
+                <w:rFonts w:ascii="BRH Malayalam Extra" w:hAnsi="BRH Malayalam Extra" w:cs="BRH Devanagari Extra"/>
+                <w:color w:val="000000"/>
+                <w:szCs w:val="32"/>
+                <w:highlight w:val="yellow"/>
+                <w:lang w:val="it-IT"/>
+              </w:rPr>
+              <w:t>–</w:t>
+            </w:r>
+            <w:r>
+              <w:rPr>
+                <w:rFonts w:ascii="BRH Devanagari Extra" w:hAnsi="BRH Devanagari Extra" w:cs="BRH Devanagari Extra"/>
+                <w:color w:val="000000"/>
+                <w:sz w:val="32"/>
+                <w:szCs w:val="32"/>
+                <w:highlight w:val="yellow"/>
+                <w:lang w:val="it-IT"/>
+              </w:rPr>
+              <w:t>È</w:t>
+            </w:r>
+            <w:r>
+              <w:rPr>
+                <w:rFonts w:ascii="BRH Devanagari Extra" w:hAnsi="BRH Devanagari Extra" w:cs="BRH Devanagari Extra"/>
+                <w:color w:val="000000"/>
+                <w:sz w:val="32"/>
+                <w:szCs w:val="32"/>
+                <w:lang w:val="it-IT"/>
+              </w:rPr>
+              <w:t xml:space="preserve"> | </w:t>
+            </w:r>
+          </w:p>
+        </w:tc>
+        <w:tc>
+          <w:tcPr>
+            <w:tcW w:w="6946" w:type="dxa"/>
+          </w:tcPr>
+          <w:p>
+            <w:pPr>
+              <w:widowControl w:val="0"/>
+              <w:autoSpaceDE w:val="0"/>
+              <w:autoSpaceDN w:val="0"/>
+              <w:adjustRightInd w:val="0"/>
+              <w:spacing w:line="240" w:lineRule="auto"/>
+              <w:rPr>
+                <w:rFonts w:ascii="BRH Devanagari Extra" w:hAnsi="BRH Devanagari Extra" w:cs="BRH Devanagari Extra"/>
+                <w:color w:val="000000"/>
+                <w:sz w:val="32"/>
+                <w:szCs w:val="32"/>
+                <w:lang w:val="it-IT"/>
+              </w:rPr>
+            </w:pPr>
+            <w:r>
+              <w:rPr>
+                <w:rFonts w:cs="BRH Devanagari Extra"/>
+                <w:color w:val="000000"/>
+                <w:szCs w:val="32"/>
+                <w:lang w:val="it-IT"/>
+              </w:rPr>
+              <w:t>23</w:t>
+            </w:r>
+            <w:r>
+              <w:rPr>
+                <w:rFonts w:ascii="BRH Devanagari Extra" w:hAnsi="BRH Devanagari Extra" w:cs="BRH Devanagari Extra"/>
+                <w:color w:val="000000"/>
+                <w:sz w:val="32"/>
+                <w:szCs w:val="32"/>
+                <w:lang w:val="it-IT"/>
+              </w:rPr>
+              <w:t>)</w:t>
+            </w:r>
+            <w:r>
+              <w:rPr>
+                <w:rFonts w:ascii="BRH Devanagari Extra" w:hAnsi="BRH Devanagari Extra" w:cs="BRH Devanagari Extra"/>
+                <w:color w:val="000000"/>
+                <w:sz w:val="32"/>
+                <w:szCs w:val="32"/>
+                <w:lang w:val="it-IT"/>
+              </w:rPr>
+              <w:tab/>
+            </w:r>
+            <w:r>
+              <w:rPr>
+                <w:rFonts w:cs="BRH Devanagari Extra"/>
+                <w:color w:val="000000"/>
+                <w:szCs w:val="32"/>
+                <w:lang w:val="it-IT"/>
+              </w:rPr>
+              <w:t>1</w:t>
+            </w:r>
+            <w:r>
+              <w:rPr>
+                <w:rFonts w:ascii="BRH Devanagari Extra" w:hAnsi="BRH Devanagari Extra" w:cs="BRH Devanagari Extra"/>
+                <w:color w:val="000000"/>
+                <w:sz w:val="32"/>
+                <w:szCs w:val="32"/>
+                <w:lang w:val="it-IT"/>
+              </w:rPr>
+              <w:t>.</w:t>
+            </w:r>
+            <w:r>
+              <w:rPr>
+                <w:rFonts w:cs="BRH Devanagari Extra"/>
+                <w:color w:val="000000"/>
+                <w:szCs w:val="32"/>
+                <w:lang w:val="it-IT"/>
+              </w:rPr>
+              <w:t>4</w:t>
+            </w:r>
+            <w:r>
+              <w:rPr>
+                <w:rFonts w:ascii="BRH Devanagari Extra" w:hAnsi="BRH Devanagari Extra" w:cs="BRH Devanagari Extra"/>
+                <w:color w:val="000000"/>
+                <w:sz w:val="32"/>
+                <w:szCs w:val="32"/>
+                <w:lang w:val="it-IT"/>
+              </w:rPr>
+              <w:t>.</w:t>
+            </w:r>
+            <w:r>
+              <w:rPr>
+                <w:rFonts w:cs="BRH Devanagari Extra"/>
+                <w:color w:val="000000"/>
+                <w:szCs w:val="32"/>
+                <w:lang w:val="it-IT"/>
+              </w:rPr>
+              <w:t>42</w:t>
+            </w:r>
+            <w:r>
+              <w:rPr>
+                <w:rFonts w:ascii="BRH Devanagari Extra" w:hAnsi="BRH Devanagari Extra" w:cs="BRH Devanagari Extra"/>
+                <w:color w:val="000000"/>
+                <w:sz w:val="32"/>
+                <w:szCs w:val="32"/>
+                <w:lang w:val="it-IT"/>
+              </w:rPr>
+              <w:t>.</w:t>
+            </w:r>
+            <w:r>
+              <w:rPr>
+                <w:rFonts w:cs="BRH Devanagari Extra"/>
+                <w:color w:val="000000"/>
+                <w:szCs w:val="32"/>
+                <w:lang w:val="it-IT"/>
+              </w:rPr>
+              <w:t>1</w:t>
+            </w:r>
+            <w:r>
+              <w:rPr>
+                <w:rFonts w:ascii="BRH Devanagari Extra" w:hAnsi="BRH Devanagari Extra" w:cs="BRH Devanagari Extra"/>
+                <w:color w:val="000000"/>
+                <w:sz w:val="32"/>
+                <w:szCs w:val="32"/>
+                <w:lang w:val="it-IT"/>
+              </w:rPr>
+              <w:t>(</w:t>
+            </w:r>
+            <w:r>
+              <w:rPr>
+                <w:rFonts w:cs="BRH Devanagari Extra"/>
+                <w:color w:val="000000"/>
+                <w:szCs w:val="32"/>
+                <w:lang w:val="it-IT"/>
+              </w:rPr>
+              <w:t>19</w:t>
+            </w:r>
+            <w:r>
+              <w:rPr>
+                <w:rFonts w:ascii="BRH Devanagari Extra" w:hAnsi="BRH Devanagari Extra" w:cs="BRH Devanagari Extra"/>
+                <w:color w:val="000000"/>
+                <w:sz w:val="32"/>
+                <w:szCs w:val="32"/>
+                <w:lang w:val="it-IT"/>
+              </w:rPr>
+              <w:t>)-  lÉ</w:t>
+            </w:r>
+            <w:r>
+              <w:rPr>
+                <w:rFonts w:ascii="BRH Malayalam Extra" w:hAnsi="BRH Malayalam Extra" w:cs="BRH Devanagari Extra"/>
+                <w:color w:val="000000"/>
+                <w:szCs w:val="32"/>
+                <w:lang w:val="it-IT"/>
+              </w:rPr>
+              <w:t>–</w:t>
+            </w:r>
+            <w:r>
+              <w:rPr>
+                <w:rFonts w:ascii="BRH Devanagari Extra" w:hAnsi="BRH Devanagari Extra" w:cs="BRH Devanagari Extra"/>
+                <w:color w:val="000000"/>
+                <w:sz w:val="32"/>
+                <w:szCs w:val="32"/>
+                <w:lang w:val="it-IT"/>
+              </w:rPr>
+              <w:t xml:space="preserve">È || </w:t>
+            </w:r>
+          </w:p>
+          <w:p>
+            <w:pPr>
+              <w:widowControl w:val="0"/>
+              <w:autoSpaceDE w:val="0"/>
+              <w:autoSpaceDN w:val="0"/>
+              <w:adjustRightInd w:val="0"/>
+              <w:spacing w:line="240" w:lineRule="auto"/>
+              <w:rPr>
+                <w:rFonts w:cs="BRH Malayalam Extra"/>
+                <w:color w:val="000000"/>
+                <w:szCs w:val="40"/>
+                <w:lang w:val="it-IT"/>
+              </w:rPr>
+            </w:pPr>
+            <w:r>
+              <w:rPr>
+                <w:rFonts w:ascii="BRH Devanagari Extra" w:hAnsi="BRH Devanagari Extra" w:cs="BRH Devanagari Extra"/>
+                <w:color w:val="000000"/>
+                <w:sz w:val="32"/>
+                <w:szCs w:val="32"/>
+                <w:lang w:val="it-IT"/>
+              </w:rPr>
+              <w:t>lÉ</w:t>
+            </w:r>
+            <w:r>
+              <w:rPr>
+                <w:rFonts w:ascii="BRH Malayalam Extra" w:hAnsi="BRH Malayalam Extra" w:cs="BRH Devanagari Extra"/>
+                <w:color w:val="000000"/>
+                <w:szCs w:val="32"/>
+                <w:lang w:val="it-IT"/>
+              </w:rPr>
+              <w:t>–</w:t>
+            </w:r>
+            <w:r>
+              <w:rPr>
+                <w:rFonts w:ascii="BRH Devanagari Extra" w:hAnsi="BRH Devanagari Extra" w:cs="BRH Devanagari Extra"/>
+                <w:color w:val="000000"/>
+                <w:sz w:val="32"/>
+                <w:szCs w:val="32"/>
+                <w:lang w:val="it-IT"/>
+              </w:rPr>
+              <w:t xml:space="preserve"> CÌiÉþ </w:t>
+            </w:r>
+            <w:r>
+              <w:rPr>
+                <w:rFonts w:ascii="BRH Devanagari Extra" w:hAnsi="BRH Devanagari Extra" w:cs="BRH Devanagari Extra"/>
+                <w:color w:val="000000"/>
+                <w:sz w:val="32"/>
+                <w:szCs w:val="32"/>
+                <w:highlight w:val="green"/>
+                <w:lang w:val="it-IT"/>
+              </w:rPr>
+              <w:t>lÉÈ</w:t>
+            </w:r>
+            <w:r>
+              <w:rPr>
+                <w:rFonts w:ascii="BRH Devanagari Extra" w:hAnsi="BRH Devanagari Extra" w:cs="BRH Devanagari Extra"/>
+                <w:color w:val="000000"/>
+                <w:sz w:val="32"/>
+                <w:szCs w:val="32"/>
+                <w:lang w:val="it-IT"/>
+              </w:rPr>
+              <w:t xml:space="preserve"> | </w:t>
+            </w:r>
+          </w:p>
+        </w:tc>
+      </w:tr>
+      <w:tr>
+        <w:tc>
+          <w:tcPr>
+            <w:tcW w:w="7450" w:type="dxa"/>
+          </w:tcPr>
+          <w:p>
+            <w:pPr>
+              <w:widowControl w:val="0"/>
+              <w:autoSpaceDE w:val="0"/>
+              <w:autoSpaceDN w:val="0"/>
+              <w:adjustRightInd w:val="0"/>
+              <w:spacing w:line="240" w:lineRule="auto"/>
+              <w:rPr>
+                <w:rFonts w:cs="BRH Devanagari Extra"/>
+                <w:color w:val="000000"/>
+                <w:szCs w:val="40"/>
+                <w:lang w:val="it-IT"/>
+              </w:rPr>
+            </w:pPr>
+          </w:p>
+        </w:tc>
+        <w:tc>
+          <w:tcPr>
+            <w:tcW w:w="6946" w:type="dxa"/>
+          </w:tcPr>
+          <w:p>
+            <w:pPr>
+              <w:widowControl w:val="0"/>
+              <w:autoSpaceDE w:val="0"/>
+              <w:autoSpaceDN w:val="0"/>
+              <w:adjustRightInd w:val="0"/>
+              <w:spacing w:line="240" w:lineRule="auto"/>
+              <w:rPr>
+                <w:rFonts w:cs="BRH Devanagari Extra"/>
+                <w:color w:val="000000"/>
+                <w:szCs w:val="40"/>
+                <w:lang w:val="it-IT"/>
               </w:rPr>
             </w:pPr>
           </w:p>
@@ -1236,7 +1722,6 @@
           <w:szCs w:val="32"/>
           <w:u w:val="single"/>
         </w:rPr>
-        <w:lastRenderedPageBreak/>
         <w:t xml:space="preserve">TS </w:t>
       </w:r>
       <w:r>
@@ -1426,6 +1911,7 @@
                 <w:rFonts w:cs="BRH Devanagari Extra"/>
                 <w:szCs w:val="40"/>
               </w:rPr>
+              <w:lastRenderedPageBreak/>
               <w:t>39</w:t>
             </w:r>
             <w:r>
@@ -5533,12 +6019,14 @@
                 <w:rFonts w:ascii="BRH Devanagari Extra" w:hAnsi="BRH Devanagari Extra" w:cs="BRH Devanagari Extra"/>
                 <w:sz w:val="32"/>
                 <w:szCs w:val="40"/>
+                <w:lang w:val="it-IT"/>
               </w:rPr>
             </w:pPr>
             <w:r>
               <w:rPr>
                 <w:rFonts w:cs="BRH Devanagari Extra"/>
                 <w:szCs w:val="40"/>
+                <w:lang w:val="it-IT"/>
               </w:rPr>
               <w:t>47</w:t>
             </w:r>
@@ -5547,6 +6035,7 @@
                 <w:rFonts w:ascii="BRH Devanagari Extra" w:hAnsi="BRH Devanagari Extra" w:cs="BRH Devanagari Extra"/>
                 <w:sz w:val="32"/>
                 <w:szCs w:val="40"/>
+                <w:lang w:val="it-IT"/>
               </w:rPr>
               <w:t xml:space="preserve">)   </w:t>
             </w:r>
@@ -5554,6 +6043,7 @@
               <w:rPr>
                 <w:rFonts w:cs="BRH Devanagari Extra"/>
                 <w:szCs w:val="40"/>
+                <w:lang w:val="it-IT"/>
               </w:rPr>
               <w:t>1</w:t>
             </w:r>
@@ -5562,6 +6052,7 @@
                 <w:rFonts w:ascii="BRH Devanagari Extra" w:hAnsi="BRH Devanagari Extra" w:cs="BRH Devanagari Extra"/>
                 <w:sz w:val="32"/>
                 <w:szCs w:val="40"/>
+                <w:lang w:val="it-IT"/>
               </w:rPr>
               <w:t>.</w:t>
             </w:r>
@@ -5569,6 +6060,7 @@
               <w:rPr>
                 <w:rFonts w:cs="BRH Devanagari Extra"/>
                 <w:szCs w:val="40"/>
+                <w:lang w:val="it-IT"/>
               </w:rPr>
               <w:t>4</w:t>
             </w:r>
@@ -5577,6 +6069,7 @@
                 <w:rFonts w:ascii="BRH Devanagari Extra" w:hAnsi="BRH Devanagari Extra" w:cs="BRH Devanagari Extra"/>
                 <w:sz w:val="32"/>
                 <w:szCs w:val="40"/>
+                <w:lang w:val="it-IT"/>
               </w:rPr>
               <w:t>.</w:t>
             </w:r>
@@ -5584,6 +6077,7 @@
               <w:rPr>
                 <w:rFonts w:cs="BRH Devanagari Extra"/>
                 <w:szCs w:val="40"/>
+                <w:lang w:val="it-IT"/>
               </w:rPr>
               <w:t>3</w:t>
             </w:r>
@@ -5592,6 +6086,7 @@
                 <w:rFonts w:ascii="BRH Devanagari Extra" w:hAnsi="BRH Devanagari Extra" w:cs="BRH Devanagari Extra"/>
                 <w:sz w:val="32"/>
                 <w:szCs w:val="40"/>
+                <w:lang w:val="it-IT"/>
               </w:rPr>
               <w:t>.</w:t>
             </w:r>
@@ -5599,6 +6094,7 @@
               <w:rPr>
                 <w:rFonts w:cs="BRH Devanagari Extra"/>
                 <w:szCs w:val="40"/>
+                <w:lang w:val="it-IT"/>
               </w:rPr>
               <w:t>1</w:t>
             </w:r>
@@ -5607,6 +6103,7 @@
                 <w:rFonts w:ascii="BRH Devanagari Extra" w:hAnsi="BRH Devanagari Extra" w:cs="BRH Devanagari Extra"/>
                 <w:sz w:val="32"/>
                 <w:szCs w:val="40"/>
+                <w:lang w:val="it-IT"/>
               </w:rPr>
               <w:t>(</w:t>
             </w:r>
@@ -5614,6 +6111,7 @@
               <w:rPr>
                 <w:rFonts w:cs="BRH Devanagari Extra"/>
                 <w:szCs w:val="40"/>
+                <w:lang w:val="it-IT"/>
               </w:rPr>
               <w:t>40</w:t>
             </w:r>
@@ -5622,6 +6120,7 @@
                 <w:rFonts w:ascii="BRH Devanagari Extra" w:hAnsi="BRH Devanagari Extra" w:cs="BRH Devanagari Extra"/>
                 <w:sz w:val="32"/>
                 <w:szCs w:val="40"/>
+                <w:lang w:val="it-IT"/>
               </w:rPr>
               <w:t>)- iuÉÉ</w:t>
             </w:r>
@@ -5629,14 +6128,16 @@
               <w:rPr>
                 <w:rFonts w:ascii="BRH Malayalam Extra" w:hAnsi="BRH Malayalam Extra" w:cs="BRH Devanagari Extra"/>
                 <w:szCs w:val="40"/>
-              </w:rPr>
-              <w:t>–</w:t>
-            </w:r>
-            <w:r>
-              <w:rPr>
-                <w:rFonts w:ascii="BRH Devanagari Extra" w:hAnsi="BRH Devanagari Extra" w:cs="BRH Devanagari Extra"/>
-                <w:sz w:val="32"/>
-                <w:szCs w:val="40"/>
+                <w:lang w:val="it-IT"/>
+              </w:rPr>
+              <w:t>–</w:t>
+            </w:r>
+            <w:r>
+              <w:rPr>
+                <w:rFonts w:ascii="BRH Devanagari Extra" w:hAnsi="BRH Devanagari Extra" w:cs="BRH Devanagari Extra"/>
+                <w:sz w:val="32"/>
+                <w:szCs w:val="40"/>
+                <w:lang w:val="it-IT"/>
               </w:rPr>
               <w:t xml:space="preserve"> | A</w:t>
             </w:r>
@@ -5644,14 +6145,16 @@
               <w:rPr>
                 <w:rFonts w:ascii="BRH Malayalam Extra" w:hAnsi="BRH Malayalam Extra" w:cs="BRH Devanagari Extra"/>
                 <w:szCs w:val="40"/>
-              </w:rPr>
-              <w:t>–</w:t>
-            </w:r>
-            <w:r>
-              <w:rPr>
-                <w:rFonts w:ascii="BRH Devanagari Extra" w:hAnsi="BRH Devanagari Extra" w:cs="BRH Devanagari Extra"/>
-                <w:sz w:val="32"/>
-                <w:szCs w:val="40"/>
+                <w:lang w:val="it-IT"/>
+              </w:rPr>
+              <w:t>–</w:t>
+            </w:r>
+            <w:r>
+              <w:rPr>
+                <w:rFonts w:ascii="BRH Devanagari Extra" w:hAnsi="BRH Devanagari Extra" w:cs="BRH Devanagari Extra"/>
+                <w:sz w:val="32"/>
+                <w:szCs w:val="40"/>
+                <w:lang w:val="it-IT"/>
               </w:rPr>
               <w:t>¹Ò</w:t>
             </w:r>
@@ -5659,14 +6162,16 @@
               <w:rPr>
                 <w:rFonts w:ascii="BRH Malayalam Extra" w:hAnsi="BRH Malayalam Extra" w:cs="BRH Devanagari Extra"/>
                 <w:szCs w:val="40"/>
-              </w:rPr>
-              <w:t>–</w:t>
-            </w:r>
-            <w:r>
-              <w:rPr>
-                <w:rFonts w:ascii="BRH Devanagari Extra" w:hAnsi="BRH Devanagari Extra" w:cs="BRH Devanagari Extra"/>
-                <w:sz w:val="32"/>
-                <w:szCs w:val="40"/>
+                <w:lang w:val="it-IT"/>
+              </w:rPr>
+              <w:t>–</w:t>
+            </w:r>
+            <w:r>
+              <w:rPr>
+                <w:rFonts w:ascii="BRH Devanagari Extra" w:hAnsi="BRH Devanagari Extra" w:cs="BRH Devanagari Extra"/>
+                <w:sz w:val="32"/>
+                <w:szCs w:val="40"/>
+                <w:lang w:val="it-IT"/>
               </w:rPr>
               <w:t xml:space="preserve"> | E</w:t>
             </w:r>
@@ -5674,14 +6179,16 @@
               <w:rPr>
                 <w:rFonts w:ascii="BRH Malayalam Extra" w:hAnsi="BRH Malayalam Extra" w:cs="BRH Devanagari Extra"/>
                 <w:szCs w:val="40"/>
-              </w:rPr>
-              <w:t>–</w:t>
-            </w:r>
-            <w:r>
-              <w:rPr>
-                <w:rFonts w:ascii="BRH Devanagari Extra" w:hAnsi="BRH Devanagari Extra" w:cs="BRH Devanagari Extra"/>
-                <w:sz w:val="32"/>
-                <w:szCs w:val="40"/>
+                <w:lang w:val="it-IT"/>
+              </w:rPr>
+              <w:t>–</w:t>
+            </w:r>
+            <w:r>
+              <w:rPr>
+                <w:rFonts w:ascii="BRH Devanagari Extra" w:hAnsi="BRH Devanagari Extra" w:cs="BRH Devanagari Extra"/>
+                <w:sz w:val="32"/>
+                <w:szCs w:val="40"/>
+                <w:lang w:val="it-IT"/>
               </w:rPr>
               <w:t xml:space="preserve">Â | </w:t>
             </w:r>
@@ -5697,6 +6204,7 @@
                 <w:rFonts w:ascii="BRH Devanagari Extra" w:hAnsi="BRH Devanagari Extra" w:cs="BRH Devanagari Extra"/>
                 <w:sz w:val="32"/>
                 <w:szCs w:val="40"/>
+                <w:lang w:val="it-IT"/>
               </w:rPr>
             </w:pPr>
             <w:r>
@@ -5704,6 +6212,7 @@
                 <w:rFonts w:ascii="BRH Devanagari Extra" w:hAnsi="BRH Devanagari Extra" w:cs="BRH Devanagari Extra"/>
                 <w:sz w:val="32"/>
                 <w:szCs w:val="40"/>
+                <w:lang w:val="it-IT"/>
               </w:rPr>
               <w:t>iuÉÉ</w:t>
             </w:r>
@@ -5711,14 +6220,16 @@
               <w:rPr>
                 <w:rFonts w:ascii="BRH Malayalam Extra" w:hAnsi="BRH Malayalam Extra" w:cs="BRH Devanagari Extra"/>
                 <w:szCs w:val="40"/>
-              </w:rPr>
-              <w:t>–</w:t>
-            </w:r>
-            <w:r>
-              <w:rPr>
-                <w:rFonts w:ascii="BRH Devanagari Extra" w:hAnsi="BRH Devanagari Extra" w:cs="BRH Devanagari Extra"/>
-                <w:sz w:val="32"/>
-                <w:szCs w:val="40"/>
+                <w:lang w:val="it-IT"/>
+              </w:rPr>
+              <w:t>–</w:t>
+            </w:r>
+            <w:r>
+              <w:rPr>
+                <w:rFonts w:ascii="BRH Devanagari Extra" w:hAnsi="BRH Devanagari Extra" w:cs="BRH Devanagari Extra"/>
+                <w:sz w:val="32"/>
+                <w:szCs w:val="40"/>
+                <w:lang w:val="it-IT"/>
               </w:rPr>
               <w:t xml:space="preserve"> ÅwOèuÉ</w:t>
             </w:r>
@@ -5726,14 +6237,16 @@
               <w:rPr>
                 <w:rFonts w:ascii="BRH Malayalam Extra" w:hAnsi="BRH Malayalam Extra" w:cs="BRH Devanagari Extra"/>
                 <w:szCs w:val="40"/>
-              </w:rPr>
-              <w:t>–</w:t>
-            </w:r>
-            <w:r>
-              <w:rPr>
-                <w:rFonts w:ascii="BRH Devanagari Extra" w:hAnsi="BRH Devanagari Extra" w:cs="BRH Devanagari Extra"/>
-                <w:sz w:val="32"/>
-                <w:szCs w:val="40"/>
+                <w:lang w:val="it-IT"/>
+              </w:rPr>
+              <w:t>–</w:t>
+            </w:r>
+            <w:r>
+              <w:rPr>
+                <w:rFonts w:ascii="BRH Devanagari Extra" w:hAnsi="BRH Devanagari Extra" w:cs="BRH Devanagari Extra"/>
+                <w:sz w:val="32"/>
+                <w:szCs w:val="40"/>
+                <w:lang w:val="it-IT"/>
               </w:rPr>
               <w:t>¹Ò</w:t>
             </w:r>
@@ -5741,14 +6254,16 @@
               <w:rPr>
                 <w:rFonts w:ascii="BRH Malayalam Extra" w:hAnsi="BRH Malayalam Extra" w:cs="BRH Devanagari Extra"/>
                 <w:szCs w:val="40"/>
-              </w:rPr>
-              <w:t>–</w:t>
-            </w:r>
-            <w:r>
-              <w:rPr>
-                <w:rFonts w:ascii="BRH Devanagari Extra" w:hAnsi="BRH Devanagari Extra" w:cs="BRH Devanagari Extra"/>
-                <w:sz w:val="32"/>
-                <w:szCs w:val="40"/>
+                <w:lang w:val="it-IT"/>
+              </w:rPr>
+              <w:t>–</w:t>
+            </w:r>
+            <w:r>
+              <w:rPr>
+                <w:rFonts w:ascii="BRH Devanagari Extra" w:hAnsi="BRH Devanagari Extra" w:cs="BRH Devanagari Extra"/>
+                <w:sz w:val="32"/>
+                <w:szCs w:val="40"/>
+                <w:lang w:val="it-IT"/>
               </w:rPr>
               <w:t xml:space="preserve"> iuÉÉ</w:t>
             </w:r>
@@ -5756,14 +6271,16 @@
               <w:rPr>
                 <w:rFonts w:ascii="BRH Malayalam Extra" w:hAnsi="BRH Malayalam Extra" w:cs="BRH Devanagari Extra"/>
                 <w:szCs w:val="40"/>
-              </w:rPr>
-              <w:t>–</w:t>
-            </w:r>
-            <w:r>
-              <w:rPr>
-                <w:rFonts w:ascii="BRH Devanagari Extra" w:hAnsi="BRH Devanagari Extra" w:cs="BRH Devanagari Extra"/>
-                <w:sz w:val="32"/>
-                <w:szCs w:val="40"/>
+                <w:lang w:val="it-IT"/>
+              </w:rPr>
+              <w:t>–</w:t>
+            </w:r>
+            <w:r>
+              <w:rPr>
+                <w:rFonts w:ascii="BRH Devanagari Extra" w:hAnsi="BRH Devanagari Extra" w:cs="BRH Devanagari Extra"/>
+                <w:sz w:val="32"/>
+                <w:szCs w:val="40"/>
+                <w:lang w:val="it-IT"/>
               </w:rPr>
               <w:t xml:space="preserve"> iuÉÉ</w:t>
             </w:r>
@@ -5771,14 +6288,16 @@
               <w:rPr>
                 <w:rFonts w:ascii="BRH Malayalam Extra" w:hAnsi="BRH Malayalam Extra" w:cs="BRH Devanagari Extra"/>
                 <w:szCs w:val="40"/>
-              </w:rPr>
-              <w:t>–</w:t>
-            </w:r>
-            <w:r>
-              <w:rPr>
-                <w:rFonts w:ascii="BRH Devanagari Extra" w:hAnsi="BRH Devanagari Extra" w:cs="BRH Devanagari Extra"/>
-                <w:sz w:val="32"/>
-                <w:szCs w:val="40"/>
+                <w:lang w:val="it-IT"/>
+              </w:rPr>
+              <w:t>–</w:t>
+            </w:r>
+            <w:r>
+              <w:rPr>
+                <w:rFonts w:ascii="BRH Devanagari Extra" w:hAnsi="BRH Devanagari Extra" w:cs="BRH Devanagari Extra"/>
+                <w:sz w:val="32"/>
+                <w:szCs w:val="40"/>
+                <w:lang w:val="it-IT"/>
               </w:rPr>
               <w:t xml:space="preserve"> </w:t>
             </w:r>
@@ -5788,6 +6307,7 @@
                 <w:sz w:val="32"/>
                 <w:szCs w:val="40"/>
                 <w:highlight w:val="yellow"/>
+                <w:lang w:val="it-IT"/>
               </w:rPr>
               <w:t>Å¹</w:t>
             </w:r>
@@ -5796,6 +6316,7 @@
                 <w:rFonts w:ascii="BRH Devanagari Extra" w:hAnsi="BRH Devanagari Extra" w:cs="BRH Devanagari Extra"/>
                 <w:sz w:val="32"/>
                 <w:szCs w:val="40"/>
+                <w:lang w:val="it-IT"/>
               </w:rPr>
               <w:t>ÕÃÿ(</w:t>
             </w:r>
@@ -5803,6 +6324,7 @@
               <w:rPr>
                 <w:rFonts w:cs="BRH Devanagari Extra"/>
                 <w:szCs w:val="40"/>
+                <w:lang w:val="it-IT"/>
               </w:rPr>
               <w:t>1</w:t>
             </w:r>
@@ -5810,14 +6332,16 @@
               <w:rPr>
                 <w:rFonts w:ascii="BRH Malayalam Extra" w:hAnsi="BRH Malayalam Extra" w:cs="BRH Devanagari Extra"/>
                 <w:szCs w:val="40"/>
-              </w:rPr>
-              <w:t>–</w:t>
-            </w:r>
-            <w:r>
-              <w:rPr>
-                <w:rFonts w:ascii="BRH Devanagari Extra" w:hAnsi="BRH Devanagari Extra" w:cs="BRH Devanagari Extra"/>
-                <w:sz w:val="32"/>
-                <w:szCs w:val="40"/>
+                <w:lang w:val="it-IT"/>
+              </w:rPr>
+              <w:t>–</w:t>
+            </w:r>
+            <w:r>
+              <w:rPr>
+                <w:rFonts w:ascii="BRH Devanagari Extra" w:hAnsi="BRH Devanagari Extra" w:cs="BRH Devanagari Extra"/>
+                <w:sz w:val="32"/>
+                <w:szCs w:val="40"/>
+                <w:lang w:val="it-IT"/>
               </w:rPr>
               <w:t xml:space="preserve">)uÉïþ¹Ò iuÉÉ iuÉÉ Å¹ÕþÂ | </w:t>
             </w:r>
@@ -14265,6 +14789,7 @@
                 <w:rFonts w:cs="BRH Devanagari Extra"/>
                 <w:szCs w:val="40"/>
               </w:rPr>
+              <w:lastRenderedPageBreak/>
               <w:t>11</w:t>
             </w:r>
             <w:r>
@@ -14631,7 +15156,6 @@
                 <w:szCs w:val="40"/>
                 <w:highlight w:val="yellow"/>
               </w:rPr>
-              <w:lastRenderedPageBreak/>
               <w:t>mÉþ</w:t>
             </w:r>
             <w:r>
@@ -16242,7 +16766,6 @@
                 <w:rFonts w:cs="BRH Devanagari Extra"/>
                 <w:szCs w:val="40"/>
               </w:rPr>
-              <w:lastRenderedPageBreak/>
               <w:t>11</w:t>
             </w:r>
             <w:r>
@@ -16601,7 +17124,6 @@
                 <w:szCs w:val="40"/>
                 <w:highlight w:val="green"/>
               </w:rPr>
-              <w:lastRenderedPageBreak/>
               <w:t>mÉ</w:t>
             </w:r>
             <w:r>
@@ -18197,6 +18719,7 @@
                 <w:rFonts w:cs="BRH Devanagari Extra"/>
                 <w:szCs w:val="40"/>
               </w:rPr>
+              <w:lastRenderedPageBreak/>
               <w:t>2</w:t>
             </w:r>
             <w:r>
@@ -18559,16 +19082,7 @@
                 <w:sz w:val="32"/>
                 <w:szCs w:val="40"/>
               </w:rPr>
-              <w:t xml:space="preserve">þUç. </w:t>
-            </w:r>
-            <w:r>
-              <w:rPr>
-                <w:rFonts w:ascii="BRH Devanagari Extra" w:hAnsi="BRH Devanagari Extra" w:cs="BRH Devanagari Extra"/>
-                <w:sz w:val="32"/>
-                <w:szCs w:val="40"/>
-              </w:rPr>
-              <w:lastRenderedPageBreak/>
-              <w:t>WûÉËUrÉÉåeÉ</w:t>
+              <w:t>þUç. WûÉËUrÉÉåeÉ</w:t>
             </w:r>
             <w:r>
               <w:rPr>
@@ -19106,6 +19620,7 @@
                 <w:rFonts w:cs="BRH Devanagari Extra"/>
                 <w:szCs w:val="40"/>
               </w:rPr>
+              <w:lastRenderedPageBreak/>
               <w:t>2</w:t>
             </w:r>
             <w:r>
@@ -19451,16 +19966,7 @@
                 <w:sz w:val="32"/>
                 <w:szCs w:val="40"/>
               </w:rPr>
-              <w:t xml:space="preserve">. </w:t>
-            </w:r>
-            <w:r>
-              <w:rPr>
-                <w:rFonts w:ascii="BRH Devanagari Extra" w:hAnsi="BRH Devanagari Extra" w:cs="BRH Devanagari Extra"/>
-                <w:sz w:val="32"/>
-                <w:szCs w:val="40"/>
-              </w:rPr>
-              <w:lastRenderedPageBreak/>
-              <w:t>WûrÉÉåï</w:t>
+              <w:t>. WûrÉÉåï</w:t>
             </w:r>
             <w:r>
               <w:rPr>
@@ -24723,7 +25229,6 @@
                 <w:rFonts w:cs="BRH Devanagari Extra"/>
                 <w:szCs w:val="40"/>
               </w:rPr>
-              <w:lastRenderedPageBreak/>
               <w:t>52</w:t>
             </w:r>
             <w:r>

--- a/TS Jatai Ghanam Project/TS 1.4/TS 1.4 Ghanam Sanskrit Corrections.docx
+++ b/TS Jatai Ghanam Project/TS 1.4/TS 1.4 Ghanam Sanskrit Corrections.docx
@@ -50,10 +50,9 @@
           <w:bCs/>
           <w:sz w:val="32"/>
           <w:szCs w:val="32"/>
-          <w:highlight w:val="red"/>
           <w:u w:val="single"/>
         </w:rPr>
-        <w:t>?????</w:t>
+        <w:t>30th June 2026</w:t>
       </w:r>
     </w:p>
     <w:p>
@@ -1435,48 +1434,6 @@
           </w:p>
         </w:tc>
       </w:tr>
-      <w:tr>
-        <w:tc>
-          <w:tcPr>
-            <w:tcW w:w="7450" w:type="dxa"/>
-          </w:tcPr>
-          <w:p>
-            <w:pPr>
-              <w:widowControl w:val="0"/>
-              <w:autoSpaceDE w:val="0"/>
-              <w:autoSpaceDN w:val="0"/>
-              <w:adjustRightInd w:val="0"/>
-              <w:spacing w:line="240" w:lineRule="auto"/>
-              <w:rPr>
-                <w:rFonts w:cs="BRH Devanagari Extra"/>
-                <w:color w:val="000000"/>
-                <w:szCs w:val="40"/>
-                <w:lang w:val="it-IT"/>
-              </w:rPr>
-            </w:pPr>
-          </w:p>
-        </w:tc>
-        <w:tc>
-          <w:tcPr>
-            <w:tcW w:w="6946" w:type="dxa"/>
-          </w:tcPr>
-          <w:p>
-            <w:pPr>
-              <w:widowControl w:val="0"/>
-              <w:autoSpaceDE w:val="0"/>
-              <w:autoSpaceDN w:val="0"/>
-              <w:adjustRightInd w:val="0"/>
-              <w:spacing w:line="240" w:lineRule="auto"/>
-              <w:rPr>
-                <w:rFonts w:cs="BRH Devanagari Extra"/>
-                <w:color w:val="000000"/>
-                <w:szCs w:val="40"/>
-                <w:lang w:val="it-IT"/>
-              </w:rPr>
-            </w:pPr>
-          </w:p>
-        </w:tc>
-      </w:tr>
     </w:tbl>
     <w:p>
       <w:pPr>
@@ -1488,7 +1445,32 @@
           <w:sz w:val="32"/>
           <w:szCs w:val="32"/>
           <w:u w:val="single"/>
-          <w:lang w:val="it-IT"/>
+          <w:lang w:val="en-IN"/>
+        </w:rPr>
+      </w:pPr>
+      <w:r>
+        <w:rPr>
+          <w:b/>
+          <w:bCs/>
+          <w:sz w:val="32"/>
+          <w:szCs w:val="32"/>
+          <w:u w:val="single"/>
+          <w:lang w:val="en-IN"/>
+        </w:rPr>
+        <w:t>=========</w:t>
+      </w:r>
+    </w:p>
+    <w:p>
+      <w:pPr>
+        <w:spacing w:before="0" w:line="240" w:lineRule="auto"/>
+        <w:jc w:val="center"/>
+        <w:rPr>
+          <w:b/>
+          <w:bCs/>
+          <w:sz w:val="32"/>
+          <w:szCs w:val="32"/>
+          <w:u w:val="single"/>
+          <w:lang w:val="en-IN"/>
         </w:rPr>
       </w:pPr>
     </w:p>
@@ -1502,7 +1484,7 @@
           <w:sz w:val="32"/>
           <w:szCs w:val="32"/>
           <w:u w:val="single"/>
-          <w:lang w:val="it-IT"/>
+          <w:lang w:val="en-IN"/>
         </w:rPr>
       </w:pPr>
     </w:p>
@@ -1516,7 +1498,7 @@
           <w:sz w:val="32"/>
           <w:szCs w:val="32"/>
           <w:u w:val="single"/>
-          <w:lang w:val="it-IT"/>
+          <w:lang w:val="en-IN"/>
         </w:rPr>
       </w:pPr>
     </w:p>
@@ -1530,7 +1512,7 @@
           <w:sz w:val="32"/>
           <w:szCs w:val="32"/>
           <w:u w:val="single"/>
-          <w:lang w:val="it-IT"/>
+          <w:lang w:val="en-IN"/>
         </w:rPr>
       </w:pPr>
     </w:p>
@@ -1544,7 +1526,7 @@
           <w:sz w:val="32"/>
           <w:szCs w:val="32"/>
           <w:u w:val="single"/>
-          <w:lang w:val="it-IT"/>
+          <w:lang w:val="en-IN"/>
         </w:rPr>
       </w:pPr>
     </w:p>
@@ -1558,7 +1540,7 @@
           <w:sz w:val="32"/>
           <w:szCs w:val="32"/>
           <w:u w:val="single"/>
-          <w:lang w:val="it-IT"/>
+          <w:lang w:val="en-IN"/>
         </w:rPr>
       </w:pPr>
     </w:p>
@@ -1572,7 +1554,7 @@
           <w:sz w:val="32"/>
           <w:szCs w:val="32"/>
           <w:u w:val="single"/>
-          <w:lang w:val="it-IT"/>
+          <w:lang w:val="en-IN"/>
         </w:rPr>
       </w:pPr>
     </w:p>
@@ -1586,7 +1568,7 @@
           <w:sz w:val="32"/>
           <w:szCs w:val="32"/>
           <w:u w:val="single"/>
-          <w:lang w:val="it-IT"/>
+          <w:lang w:val="en-IN"/>
         </w:rPr>
       </w:pPr>
     </w:p>
@@ -1600,7 +1582,7 @@
           <w:sz w:val="32"/>
           <w:szCs w:val="32"/>
           <w:u w:val="single"/>
-          <w:lang w:val="it-IT"/>
+          <w:lang w:val="en-IN"/>
         </w:rPr>
       </w:pPr>
     </w:p>
@@ -1614,7 +1596,7 @@
           <w:sz w:val="32"/>
           <w:szCs w:val="32"/>
           <w:u w:val="single"/>
-          <w:lang w:val="it-IT"/>
+          <w:lang w:val="en-IN"/>
         </w:rPr>
       </w:pPr>
     </w:p>
@@ -1628,77 +1610,7 @@
           <w:sz w:val="32"/>
           <w:szCs w:val="32"/>
           <w:u w:val="single"/>
-          <w:lang w:val="it-IT"/>
-        </w:rPr>
-      </w:pPr>
-    </w:p>
-    <w:p>
-      <w:pPr>
-        <w:spacing w:before="0" w:line="240" w:lineRule="auto"/>
-        <w:jc w:val="center"/>
-        <w:rPr>
-          <w:b/>
-          <w:bCs/>
-          <w:sz w:val="32"/>
-          <w:szCs w:val="32"/>
-          <w:u w:val="single"/>
-          <w:lang w:val="it-IT"/>
-        </w:rPr>
-      </w:pPr>
-    </w:p>
-    <w:p>
-      <w:pPr>
-        <w:spacing w:before="0" w:line="240" w:lineRule="auto"/>
-        <w:jc w:val="center"/>
-        <w:rPr>
-          <w:b/>
-          <w:bCs/>
-          <w:sz w:val="32"/>
-          <w:szCs w:val="32"/>
-          <w:u w:val="single"/>
-          <w:lang w:val="it-IT"/>
-        </w:rPr>
-      </w:pPr>
-    </w:p>
-    <w:p>
-      <w:pPr>
-        <w:spacing w:before="0" w:line="240" w:lineRule="auto"/>
-        <w:jc w:val="center"/>
-        <w:rPr>
-          <w:b/>
-          <w:bCs/>
-          <w:sz w:val="32"/>
-          <w:szCs w:val="32"/>
-          <w:u w:val="single"/>
-          <w:lang w:val="it-IT"/>
-        </w:rPr>
-      </w:pPr>
-    </w:p>
-    <w:p>
-      <w:pPr>
-        <w:spacing w:before="0" w:line="240" w:lineRule="auto"/>
-        <w:jc w:val="center"/>
-        <w:rPr>
-          <w:b/>
-          <w:bCs/>
-          <w:sz w:val="32"/>
-          <w:szCs w:val="32"/>
-          <w:u w:val="single"/>
-          <w:lang w:val="it-IT"/>
-        </w:rPr>
-      </w:pPr>
-    </w:p>
-    <w:p>
-      <w:pPr>
-        <w:spacing w:before="0" w:line="240" w:lineRule="auto"/>
-        <w:jc w:val="center"/>
-        <w:rPr>
-          <w:b/>
-          <w:bCs/>
-          <w:sz w:val="32"/>
-          <w:szCs w:val="32"/>
-          <w:u w:val="single"/>
-          <w:lang w:val="it-IT"/>
+          <w:lang w:val="en-IN"/>
         </w:rPr>
       </w:pPr>
     </w:p>
@@ -1722,6 +1634,7 @@
           <w:szCs w:val="32"/>
           <w:u w:val="single"/>
         </w:rPr>
+        <w:lastRenderedPageBreak/>
         <w:t xml:space="preserve">TS </w:t>
       </w:r>
       <w:r>
@@ -1911,7 +1824,6 @@
                 <w:rFonts w:cs="BRH Devanagari Extra"/>
                 <w:szCs w:val="40"/>
               </w:rPr>
-              <w:lastRenderedPageBreak/>
               <w:t>39</w:t>
             </w:r>
             <w:r>
@@ -9161,7 +9073,6 @@
                 <w:rFonts w:cs="BRH Devanagari Extra"/>
                 <w:szCs w:val="40"/>
               </w:rPr>
-              <w:lastRenderedPageBreak/>
               <w:t>23</w:t>
             </w:r>
             <w:r>
@@ -13091,7 +13002,6 @@
                 <w:rFonts w:cs="BRH Devanagari Extra"/>
                 <w:szCs w:val="40"/>
               </w:rPr>
-              <w:lastRenderedPageBreak/>
               <w:t>28</w:t>
             </w:r>
             <w:r>
@@ -14789,7 +14699,6 @@
                 <w:rFonts w:cs="BRH Devanagari Extra"/>
                 <w:szCs w:val="40"/>
               </w:rPr>
-              <w:lastRenderedPageBreak/>
               <w:t>11</w:t>
             </w:r>
             <w:r>
@@ -15156,6 +15065,7 @@
                 <w:szCs w:val="40"/>
                 <w:highlight w:val="yellow"/>
               </w:rPr>
+              <w:lastRenderedPageBreak/>
               <w:t>mÉþ</w:t>
             </w:r>
             <w:r>
@@ -16766,6 +16676,7 @@
                 <w:rFonts w:cs="BRH Devanagari Extra"/>
                 <w:szCs w:val="40"/>
               </w:rPr>
+              <w:lastRenderedPageBreak/>
               <w:t>11</w:t>
             </w:r>
             <w:r>
@@ -17124,6 +17035,7 @@
                 <w:szCs w:val="40"/>
                 <w:highlight w:val="green"/>
               </w:rPr>
+              <w:lastRenderedPageBreak/>
               <w:t>mÉ</w:t>
             </w:r>
             <w:r>
@@ -18670,10 +18582,192 @@
               <w:adjustRightInd w:val="0"/>
               <w:spacing w:before="0" w:line="240" w:lineRule="auto"/>
               <w:rPr>
-                <w:rFonts w:cs="BRH Devanagari Extra"/>
+                <w:rFonts w:ascii="BRH Devanagari Extra" w:hAnsi="BRH Devanagari Extra" w:cs="BRH Devanagari Extra"/>
+                <w:sz w:val="32"/>
                 <w:szCs w:val="40"/>
               </w:rPr>
             </w:pPr>
+            <w:r>
+              <w:rPr>
+                <w:rFonts w:cs="BRH Devanagari Extra"/>
+                <w:szCs w:val="40"/>
+              </w:rPr>
+              <w:lastRenderedPageBreak/>
+              <w:t>2</w:t>
+            </w:r>
+            <w:r>
+              <w:rPr>
+                <w:rFonts w:ascii="BRH Devanagari Extra" w:hAnsi="BRH Devanagari Extra" w:cs="BRH Devanagari Extra"/>
+                <w:sz w:val="32"/>
+                <w:szCs w:val="40"/>
+              </w:rPr>
+              <w:t xml:space="preserve">)   </w:t>
+            </w:r>
+            <w:r>
+              <w:rPr>
+                <w:rFonts w:cs="BRH Devanagari Extra"/>
+                <w:szCs w:val="40"/>
+              </w:rPr>
+              <w:t>1</w:t>
+            </w:r>
+            <w:r>
+              <w:rPr>
+                <w:rFonts w:ascii="BRH Devanagari Extra" w:hAnsi="BRH Devanagari Extra" w:cs="BRH Devanagari Extra"/>
+                <w:sz w:val="32"/>
+                <w:szCs w:val="40"/>
+              </w:rPr>
+              <w:t>.</w:t>
+            </w:r>
+            <w:r>
+              <w:rPr>
+                <w:rFonts w:cs="BRH Devanagari Extra"/>
+                <w:szCs w:val="40"/>
+              </w:rPr>
+              <w:t>4</w:t>
+            </w:r>
+            <w:r>
+              <w:rPr>
+                <w:rFonts w:ascii="BRH Devanagari Extra" w:hAnsi="BRH Devanagari Extra" w:cs="BRH Devanagari Extra"/>
+                <w:sz w:val="32"/>
+                <w:szCs w:val="40"/>
+              </w:rPr>
+              <w:t>.</w:t>
+            </w:r>
+            <w:r>
+              <w:rPr>
+                <w:rFonts w:cs="BRH Devanagari Extra"/>
+                <w:szCs w:val="40"/>
+              </w:rPr>
+              <w:t>28</w:t>
+            </w:r>
+            <w:r>
+              <w:rPr>
+                <w:rFonts w:ascii="BRH Devanagari Extra" w:hAnsi="BRH Devanagari Extra" w:cs="BRH Devanagari Extra"/>
+                <w:sz w:val="32"/>
+                <w:szCs w:val="40"/>
+              </w:rPr>
+              <w:t>.</w:t>
+            </w:r>
+            <w:r>
+              <w:rPr>
+                <w:rFonts w:cs="BRH Devanagari Extra"/>
+                <w:szCs w:val="40"/>
+              </w:rPr>
+              <w:t>1</w:t>
+            </w:r>
+            <w:r>
+              <w:rPr>
+                <w:rFonts w:ascii="BRH Devanagari Extra" w:hAnsi="BRH Devanagari Extra" w:cs="BRH Devanagari Extra"/>
+                <w:sz w:val="32"/>
+                <w:szCs w:val="40"/>
+              </w:rPr>
+              <w:t>(</w:t>
+            </w:r>
+            <w:r>
+              <w:rPr>
+                <w:rFonts w:cs="BRH Devanagari Extra"/>
+                <w:szCs w:val="40"/>
+              </w:rPr>
+              <w:t>2</w:t>
+            </w:r>
+            <w:r>
+              <w:rPr>
+                <w:rFonts w:ascii="BRH Devanagari Extra" w:hAnsi="BRH Devanagari Extra" w:cs="BRH Devanagari Extra"/>
+                <w:sz w:val="32"/>
+                <w:szCs w:val="40"/>
+              </w:rPr>
+              <w:t>)- A</w:t>
+            </w:r>
+            <w:r>
+              <w:rPr>
+                <w:rFonts w:ascii="BRH Malayalam Extra" w:hAnsi="BRH Malayalam Extra" w:cs="BRH Devanagari Extra"/>
+                <w:szCs w:val="40"/>
+              </w:rPr>
+              <w:t>–</w:t>
+            </w:r>
+            <w:r>
+              <w:rPr>
+                <w:rFonts w:ascii="BRH Devanagari Extra" w:hAnsi="BRH Devanagari Extra" w:cs="BRH Devanagari Extra"/>
+                <w:sz w:val="32"/>
+                <w:szCs w:val="40"/>
+              </w:rPr>
+              <w:t>ÍxÉ</w:t>
+            </w:r>
+            <w:r>
+              <w:rPr>
+                <w:rFonts w:ascii="BRH Malayalam Extra" w:hAnsi="BRH Malayalam Extra" w:cs="BRH Devanagari Extra"/>
+                <w:szCs w:val="40"/>
+              </w:rPr>
+              <w:t>–</w:t>
+            </w:r>
+            <w:r>
+              <w:rPr>
+                <w:rFonts w:ascii="BRH Devanagari Extra" w:hAnsi="BRH Devanagari Extra" w:cs="BRH Devanagari Extra"/>
+                <w:sz w:val="32"/>
+                <w:szCs w:val="40"/>
+              </w:rPr>
+              <w:t xml:space="preserve"> | WûÉ</w:t>
+            </w:r>
+            <w:r>
+              <w:rPr>
+                <w:rFonts w:ascii="BRH Malayalam Extra" w:hAnsi="BRH Malayalam Extra" w:cs="BRH Devanagari Extra"/>
+                <w:szCs w:val="40"/>
+              </w:rPr>
+              <w:t>–</w:t>
+            </w:r>
+            <w:r>
+              <w:rPr>
+                <w:rFonts w:ascii="BRH Devanagari Extra" w:hAnsi="BRH Devanagari Extra" w:cs="BRH Devanagari Extra"/>
+                <w:sz w:val="32"/>
+                <w:szCs w:val="40"/>
+              </w:rPr>
+              <w:t>ËU</w:t>
+            </w:r>
+            <w:r>
+              <w:rPr>
+                <w:rFonts w:ascii="BRH Malayalam Extra" w:hAnsi="BRH Malayalam Extra" w:cs="BRH Devanagari Extra"/>
+                <w:szCs w:val="40"/>
+              </w:rPr>
+              <w:t>–</w:t>
+            </w:r>
+            <w:r>
+              <w:rPr>
+                <w:rFonts w:ascii="BRH Devanagari Extra" w:hAnsi="BRH Devanagari Extra" w:cs="BRH Devanagari Extra"/>
+                <w:sz w:val="32"/>
+                <w:szCs w:val="40"/>
+              </w:rPr>
+              <w:t>rÉÉå</w:t>
+            </w:r>
+            <w:r>
+              <w:rPr>
+                <w:rFonts w:ascii="BRH Malayalam Extra" w:hAnsi="BRH Malayalam Extra" w:cs="BRH Devanagari Extra"/>
+                <w:szCs w:val="40"/>
+              </w:rPr>
+              <w:t>–</w:t>
+            </w:r>
+            <w:r>
+              <w:rPr>
+                <w:rFonts w:ascii="BRH Devanagari Extra" w:hAnsi="BRH Devanagari Extra" w:cs="BRH Devanagari Extra"/>
+                <w:sz w:val="32"/>
+                <w:szCs w:val="40"/>
+              </w:rPr>
+              <w:t>eÉ</w:t>
+            </w:r>
+            <w:r>
+              <w:rPr>
+                <w:rFonts w:ascii="BRH Malayalam Extra" w:hAnsi="BRH Malayalam Extra" w:cs="BRH Devanagari Extra"/>
+                <w:szCs w:val="40"/>
+              </w:rPr>
+              <w:t>–</w:t>
+            </w:r>
+            <w:r>
+              <w:rPr>
+                <w:rFonts w:ascii="BRH Devanagari Extra" w:hAnsi="BRH Devanagari Extra" w:cs="BRH Devanagari Extra"/>
+                <w:sz w:val="32"/>
+                <w:szCs w:val="40"/>
+              </w:rPr>
+              <w:t>lÉÈ | WûrÉÉåïÿÈ |</w:t>
+            </w:r>
           </w:p>
           <w:p>
             <w:pPr>
@@ -18683,10 +18777,216 @@
               <w:adjustRightInd w:val="0"/>
               <w:spacing w:before="0" w:line="240" w:lineRule="auto"/>
               <w:rPr>
-                <w:rFonts w:cs="BRH Devanagari Extra"/>
+                <w:rFonts w:ascii="BRH Devanagari Extra" w:hAnsi="BRH Devanagari Extra" w:cs="BRH Devanagari Extra"/>
+                <w:sz w:val="32"/>
                 <w:szCs w:val="40"/>
               </w:rPr>
             </w:pPr>
+            <w:r>
+              <w:rPr>
+                <w:rFonts w:ascii="BRH Devanagari Extra" w:hAnsi="BRH Devanagari Extra" w:cs="BRH Devanagari Extra"/>
+                <w:sz w:val="32"/>
+                <w:szCs w:val="40"/>
+              </w:rPr>
+              <w:t>A</w:t>
+            </w:r>
+            <w:r>
+              <w:rPr>
+                <w:rFonts w:ascii="BRH Malayalam Extra" w:hAnsi="BRH Malayalam Extra" w:cs="BRH Devanagari Extra"/>
+                <w:szCs w:val="40"/>
+              </w:rPr>
+              <w:t>–</w:t>
+            </w:r>
+            <w:r>
+              <w:rPr>
+                <w:rFonts w:ascii="BRH Devanagari Extra" w:hAnsi="BRH Devanagari Extra" w:cs="BRH Devanagari Extra"/>
+                <w:sz w:val="32"/>
+                <w:szCs w:val="40"/>
+              </w:rPr>
+              <w:t>ÍxÉ</w:t>
+            </w:r>
+            <w:r>
+              <w:rPr>
+                <w:rFonts w:ascii="BRH Malayalam Extra" w:hAnsi="BRH Malayalam Extra" w:cs="BRH Devanagari Extra"/>
+                <w:szCs w:val="40"/>
+              </w:rPr>
+              <w:t>–</w:t>
+            </w:r>
+            <w:r>
+              <w:rPr>
+                <w:rFonts w:ascii="BRH Devanagari Extra" w:hAnsi="BRH Devanagari Extra" w:cs="BRH Devanagari Extra"/>
+                <w:sz w:val="32"/>
+                <w:szCs w:val="40"/>
+              </w:rPr>
+              <w:t xml:space="preserve"> WûÉ</w:t>
+            </w:r>
+            <w:r>
+              <w:rPr>
+                <w:rFonts w:ascii="BRH Malayalam Extra" w:hAnsi="BRH Malayalam Extra" w:cs="BRH Devanagari Extra"/>
+                <w:szCs w:val="40"/>
+              </w:rPr>
+              <w:t>–</w:t>
+            </w:r>
+            <w:r>
+              <w:rPr>
+                <w:rFonts w:ascii="BRH Devanagari Extra" w:hAnsi="BRH Devanagari Extra" w:cs="BRH Devanagari Extra"/>
+                <w:sz w:val="32"/>
+                <w:szCs w:val="40"/>
+              </w:rPr>
+              <w:t>ËU</w:t>
+            </w:r>
+            <w:r>
+              <w:rPr>
+                <w:rFonts w:ascii="BRH Malayalam Extra" w:hAnsi="BRH Malayalam Extra" w:cs="BRH Devanagari Extra"/>
+                <w:szCs w:val="40"/>
+              </w:rPr>
+              <w:t>–</w:t>
+            </w:r>
+            <w:r>
+              <w:rPr>
+                <w:rFonts w:ascii="BRH Devanagari Extra" w:hAnsi="BRH Devanagari Extra" w:cs="BRH Devanagari Extra"/>
+                <w:sz w:val="32"/>
+                <w:szCs w:val="40"/>
+              </w:rPr>
+              <w:t>rÉÉå</w:t>
+            </w:r>
+            <w:r>
+              <w:rPr>
+                <w:rFonts w:ascii="BRH Malayalam Extra" w:hAnsi="BRH Malayalam Extra" w:cs="BRH Devanagari Extra"/>
+                <w:szCs w:val="40"/>
+              </w:rPr>
+              <w:t>–</w:t>
+            </w:r>
+            <w:r>
+              <w:rPr>
+                <w:rFonts w:ascii="BRH Devanagari Extra" w:hAnsi="BRH Devanagari Extra" w:cs="BRH Devanagari Extra"/>
+                <w:sz w:val="32"/>
+                <w:szCs w:val="40"/>
+              </w:rPr>
+              <w:t>eÉ</w:t>
+            </w:r>
+            <w:r>
+              <w:rPr>
+                <w:rFonts w:ascii="BRH Malayalam Extra" w:hAnsi="BRH Malayalam Extra" w:cs="BRH Devanagari Extra"/>
+                <w:szCs w:val="40"/>
+              </w:rPr>
+              <w:t>–</w:t>
+            </w:r>
+            <w:r>
+              <w:rPr>
+                <w:rFonts w:ascii="BRH Devanagari Extra" w:hAnsi="BRH Devanagari Extra" w:cs="BRH Devanagari Extra"/>
+                <w:sz w:val="32"/>
+                <w:szCs w:val="40"/>
+              </w:rPr>
+              <w:t>lÉÉå WûÉþËUrÉÉåeÉ</w:t>
+            </w:r>
+            <w:r>
+              <w:rPr>
+                <w:rFonts w:ascii="BRH Malayalam Extra" w:hAnsi="BRH Malayalam Extra" w:cs="BRH Devanagari Extra"/>
+                <w:szCs w:val="40"/>
+              </w:rPr>
+              <w:t>–</w:t>
+            </w:r>
+            <w:r>
+              <w:rPr>
+                <w:rFonts w:ascii="BRH Devanagari Extra" w:hAnsi="BRH Devanagari Extra" w:cs="BRH Devanagari Extra"/>
+                <w:sz w:val="32"/>
+                <w:szCs w:val="40"/>
+              </w:rPr>
+              <w:t>lÉÉåÿ ÅxrÉÍxÉ WûÉËUrÉÉåeÉ</w:t>
+            </w:r>
+            <w:r>
+              <w:rPr>
+                <w:rFonts w:ascii="BRH Malayalam Extra" w:hAnsi="BRH Malayalam Extra" w:cs="BRH Devanagari Extra"/>
+                <w:szCs w:val="40"/>
+              </w:rPr>
+              <w:t>–</w:t>
+            </w:r>
+            <w:r>
+              <w:rPr>
+                <w:rFonts w:ascii="BRH Devanagari Extra" w:hAnsi="BRH Devanagari Extra" w:cs="BRH Devanagari Extra"/>
+                <w:sz w:val="32"/>
+                <w:szCs w:val="40"/>
+              </w:rPr>
+              <w:t>lÉÉå WûrÉÉåï</w:t>
+            </w:r>
+            <w:r>
+              <w:rPr>
+                <w:rFonts w:ascii="BRH Malayalam Extra" w:hAnsi="BRH Malayalam Extra" w:cs="BRH Devanagari Extra"/>
+                <w:szCs w:val="40"/>
+              </w:rPr>
+              <w:t>–</w:t>
+            </w:r>
+            <w:r>
+              <w:rPr>
+                <w:rFonts w:ascii="BRH Devanagari Extra" w:hAnsi="BRH Devanagari Extra" w:cs="BRH Devanagari Extra"/>
+                <w:sz w:val="32"/>
+                <w:szCs w:val="40"/>
+              </w:rPr>
+              <w:t>Uç</w:t>
+            </w:r>
+            <w:r>
+              <w:rPr>
+                <w:rFonts w:ascii="BRH Malayalam Extra" w:hAnsi="BRH Malayalam Extra" w:cs="BRH Devanagari Extra"/>
+                <w:szCs w:val="40"/>
+              </w:rPr>
+              <w:t>–</w:t>
+            </w:r>
+            <w:r>
+              <w:rPr>
+                <w:rFonts w:ascii="BRH Devanagari Extra" w:hAnsi="BRH Devanagari Extra" w:cs="BRH Devanagari Extra"/>
+                <w:sz w:val="32"/>
+                <w:szCs w:val="40"/>
+              </w:rPr>
+              <w:t>. Wû</w:t>
+            </w:r>
+            <w:r>
+              <w:rPr>
+                <w:rFonts w:ascii="BRH Devanagari Extra" w:hAnsi="BRH Devanagari Extra" w:cs="BRH Devanagari Extra"/>
+                <w:sz w:val="32"/>
+                <w:szCs w:val="40"/>
+                <w:highlight w:val="yellow"/>
+              </w:rPr>
+              <w:t>rÉÉåï</w:t>
+            </w:r>
+            <w:r>
+              <w:rPr>
+                <w:rFonts w:ascii="BRH Devanagari Extra" w:hAnsi="BRH Devanagari Extra" w:cs="BRH Devanagari Extra"/>
+                <w:sz w:val="32"/>
+                <w:szCs w:val="40"/>
+              </w:rPr>
+              <w:t>þUç. WûÉËUrÉÉåeÉ</w:t>
+            </w:r>
+            <w:r>
+              <w:rPr>
+                <w:rFonts w:ascii="BRH Malayalam Extra" w:hAnsi="BRH Malayalam Extra" w:cs="BRH Devanagari Extra"/>
+                <w:szCs w:val="40"/>
+              </w:rPr>
+              <w:t>–</w:t>
+            </w:r>
+            <w:r>
+              <w:rPr>
+                <w:rFonts w:ascii="BRH Devanagari Extra" w:hAnsi="BRH Devanagari Extra" w:cs="BRH Devanagari Extra"/>
+                <w:sz w:val="32"/>
+                <w:szCs w:val="40"/>
+              </w:rPr>
+              <w:t>lÉÉåÿ ÅxrÉÍxÉ WûÉËUrÉÉåeÉ</w:t>
+            </w:r>
+            <w:r>
+              <w:rPr>
+                <w:rFonts w:ascii="BRH Malayalam Extra" w:hAnsi="BRH Malayalam Extra" w:cs="BRH Devanagari Extra"/>
+                <w:szCs w:val="40"/>
+              </w:rPr>
+              <w:t>–</w:t>
+            </w:r>
+            <w:r>
+              <w:rPr>
+                <w:rFonts w:ascii="BRH Devanagari Extra" w:hAnsi="BRH Devanagari Extra" w:cs="BRH Devanagari Extra"/>
+                <w:sz w:val="32"/>
+                <w:szCs w:val="40"/>
+              </w:rPr>
+              <w:t xml:space="preserve">lÉÉå WûrÉÉåïÿÈ | </w:t>
+            </w:r>
           </w:p>
           <w:p>
             <w:pPr>
@@ -18696,443 +18996,17 @@
               <w:adjustRightInd w:val="0"/>
               <w:spacing w:before="0" w:line="240" w:lineRule="auto"/>
               <w:rPr>
-                <w:rFonts w:cs="BRH Devanagari Extra"/>
+                <w:rFonts w:ascii="BRH Devanagari Extra" w:hAnsi="BRH Devanagari Extra" w:cs="BRH Devanagari Extra"/>
+                <w:sz w:val="32"/>
                 <w:szCs w:val="40"/>
               </w:rPr>
             </w:pPr>
-          </w:p>
-          <w:p>
-            <w:pPr>
-              <w:widowControl w:val="0"/>
-              <w:autoSpaceDE w:val="0"/>
-              <w:autoSpaceDN w:val="0"/>
-              <w:adjustRightInd w:val="0"/>
-              <w:spacing w:before="0" w:line="240" w:lineRule="auto"/>
-              <w:rPr>
-                <w:rFonts w:ascii="BRH Devanagari Extra" w:hAnsi="BRH Devanagari Extra" w:cs="BRH Devanagari Extra"/>
-                <w:sz w:val="32"/>
-                <w:szCs w:val="40"/>
-              </w:rPr>
-            </w:pPr>
             <w:r>
               <w:rPr>
                 <w:rFonts w:cs="BRH Devanagari Extra"/>
                 <w:szCs w:val="40"/>
               </w:rPr>
               <w:lastRenderedPageBreak/>
-              <w:t>2</w:t>
-            </w:r>
-            <w:r>
-              <w:rPr>
-                <w:rFonts w:ascii="BRH Devanagari Extra" w:hAnsi="BRH Devanagari Extra" w:cs="BRH Devanagari Extra"/>
-                <w:sz w:val="32"/>
-                <w:szCs w:val="40"/>
-              </w:rPr>
-              <w:t xml:space="preserve">)   </w:t>
-            </w:r>
-            <w:r>
-              <w:rPr>
-                <w:rFonts w:cs="BRH Devanagari Extra"/>
-                <w:szCs w:val="40"/>
-              </w:rPr>
-              <w:t>1</w:t>
-            </w:r>
-            <w:r>
-              <w:rPr>
-                <w:rFonts w:ascii="BRH Devanagari Extra" w:hAnsi="BRH Devanagari Extra" w:cs="BRH Devanagari Extra"/>
-                <w:sz w:val="32"/>
-                <w:szCs w:val="40"/>
-              </w:rPr>
-              <w:t>.</w:t>
-            </w:r>
-            <w:r>
-              <w:rPr>
-                <w:rFonts w:cs="BRH Devanagari Extra"/>
-                <w:szCs w:val="40"/>
-              </w:rPr>
-              <w:t>4</w:t>
-            </w:r>
-            <w:r>
-              <w:rPr>
-                <w:rFonts w:ascii="BRH Devanagari Extra" w:hAnsi="BRH Devanagari Extra" w:cs="BRH Devanagari Extra"/>
-                <w:sz w:val="32"/>
-                <w:szCs w:val="40"/>
-              </w:rPr>
-              <w:t>.</w:t>
-            </w:r>
-            <w:r>
-              <w:rPr>
-                <w:rFonts w:cs="BRH Devanagari Extra"/>
-                <w:szCs w:val="40"/>
-              </w:rPr>
-              <w:t>28</w:t>
-            </w:r>
-            <w:r>
-              <w:rPr>
-                <w:rFonts w:ascii="BRH Devanagari Extra" w:hAnsi="BRH Devanagari Extra" w:cs="BRH Devanagari Extra"/>
-                <w:sz w:val="32"/>
-                <w:szCs w:val="40"/>
-              </w:rPr>
-              <w:t>.</w:t>
-            </w:r>
-            <w:r>
-              <w:rPr>
-                <w:rFonts w:cs="BRH Devanagari Extra"/>
-                <w:szCs w:val="40"/>
-              </w:rPr>
-              <w:t>1</w:t>
-            </w:r>
-            <w:r>
-              <w:rPr>
-                <w:rFonts w:ascii="BRH Devanagari Extra" w:hAnsi="BRH Devanagari Extra" w:cs="BRH Devanagari Extra"/>
-                <w:sz w:val="32"/>
-                <w:szCs w:val="40"/>
-              </w:rPr>
-              <w:t>(</w:t>
-            </w:r>
-            <w:r>
-              <w:rPr>
-                <w:rFonts w:cs="BRH Devanagari Extra"/>
-                <w:szCs w:val="40"/>
-              </w:rPr>
-              <w:t>2</w:t>
-            </w:r>
-            <w:r>
-              <w:rPr>
-                <w:rFonts w:ascii="BRH Devanagari Extra" w:hAnsi="BRH Devanagari Extra" w:cs="BRH Devanagari Extra"/>
-                <w:sz w:val="32"/>
-                <w:szCs w:val="40"/>
-              </w:rPr>
-              <w:t>)- A</w:t>
-            </w:r>
-            <w:r>
-              <w:rPr>
-                <w:rFonts w:ascii="BRH Malayalam Extra" w:hAnsi="BRH Malayalam Extra" w:cs="BRH Devanagari Extra"/>
-                <w:szCs w:val="40"/>
-              </w:rPr>
-              <w:t>–</w:t>
-            </w:r>
-            <w:r>
-              <w:rPr>
-                <w:rFonts w:ascii="BRH Devanagari Extra" w:hAnsi="BRH Devanagari Extra" w:cs="BRH Devanagari Extra"/>
-                <w:sz w:val="32"/>
-                <w:szCs w:val="40"/>
-              </w:rPr>
-              <w:t>ÍxÉ</w:t>
-            </w:r>
-            <w:r>
-              <w:rPr>
-                <w:rFonts w:ascii="BRH Malayalam Extra" w:hAnsi="BRH Malayalam Extra" w:cs="BRH Devanagari Extra"/>
-                <w:szCs w:val="40"/>
-              </w:rPr>
-              <w:t>–</w:t>
-            </w:r>
-            <w:r>
-              <w:rPr>
-                <w:rFonts w:ascii="BRH Devanagari Extra" w:hAnsi="BRH Devanagari Extra" w:cs="BRH Devanagari Extra"/>
-                <w:sz w:val="32"/>
-                <w:szCs w:val="40"/>
-              </w:rPr>
-              <w:t xml:space="preserve"> | WûÉ</w:t>
-            </w:r>
-            <w:r>
-              <w:rPr>
-                <w:rFonts w:ascii="BRH Malayalam Extra" w:hAnsi="BRH Malayalam Extra" w:cs="BRH Devanagari Extra"/>
-                <w:szCs w:val="40"/>
-              </w:rPr>
-              <w:t>–</w:t>
-            </w:r>
-            <w:r>
-              <w:rPr>
-                <w:rFonts w:ascii="BRH Devanagari Extra" w:hAnsi="BRH Devanagari Extra" w:cs="BRH Devanagari Extra"/>
-                <w:sz w:val="32"/>
-                <w:szCs w:val="40"/>
-              </w:rPr>
-              <w:t>ËU</w:t>
-            </w:r>
-            <w:r>
-              <w:rPr>
-                <w:rFonts w:ascii="BRH Malayalam Extra" w:hAnsi="BRH Malayalam Extra" w:cs="BRH Devanagari Extra"/>
-                <w:szCs w:val="40"/>
-              </w:rPr>
-              <w:t>–</w:t>
-            </w:r>
-            <w:r>
-              <w:rPr>
-                <w:rFonts w:ascii="BRH Devanagari Extra" w:hAnsi="BRH Devanagari Extra" w:cs="BRH Devanagari Extra"/>
-                <w:sz w:val="32"/>
-                <w:szCs w:val="40"/>
-              </w:rPr>
-              <w:t>rÉÉå</w:t>
-            </w:r>
-            <w:r>
-              <w:rPr>
-                <w:rFonts w:ascii="BRH Malayalam Extra" w:hAnsi="BRH Malayalam Extra" w:cs="BRH Devanagari Extra"/>
-                <w:szCs w:val="40"/>
-              </w:rPr>
-              <w:t>–</w:t>
-            </w:r>
-            <w:r>
-              <w:rPr>
-                <w:rFonts w:ascii="BRH Devanagari Extra" w:hAnsi="BRH Devanagari Extra" w:cs="BRH Devanagari Extra"/>
-                <w:sz w:val="32"/>
-                <w:szCs w:val="40"/>
-              </w:rPr>
-              <w:t>eÉ</w:t>
-            </w:r>
-            <w:r>
-              <w:rPr>
-                <w:rFonts w:ascii="BRH Malayalam Extra" w:hAnsi="BRH Malayalam Extra" w:cs="BRH Devanagari Extra"/>
-                <w:szCs w:val="40"/>
-              </w:rPr>
-              <w:t>–</w:t>
-            </w:r>
-            <w:r>
-              <w:rPr>
-                <w:rFonts w:ascii="BRH Devanagari Extra" w:hAnsi="BRH Devanagari Extra" w:cs="BRH Devanagari Extra"/>
-                <w:sz w:val="32"/>
-                <w:szCs w:val="40"/>
-              </w:rPr>
-              <w:t>lÉÈ | WûrÉÉåïÿÈ |</w:t>
-            </w:r>
-          </w:p>
-          <w:p>
-            <w:pPr>
-              <w:widowControl w:val="0"/>
-              <w:autoSpaceDE w:val="0"/>
-              <w:autoSpaceDN w:val="0"/>
-              <w:adjustRightInd w:val="0"/>
-              <w:spacing w:before="0" w:line="240" w:lineRule="auto"/>
-              <w:rPr>
-                <w:rFonts w:ascii="BRH Devanagari Extra" w:hAnsi="BRH Devanagari Extra" w:cs="BRH Devanagari Extra"/>
-                <w:sz w:val="32"/>
-                <w:szCs w:val="40"/>
-              </w:rPr>
-            </w:pPr>
-            <w:r>
-              <w:rPr>
-                <w:rFonts w:ascii="BRH Devanagari Extra" w:hAnsi="BRH Devanagari Extra" w:cs="BRH Devanagari Extra"/>
-                <w:sz w:val="32"/>
-                <w:szCs w:val="40"/>
-              </w:rPr>
-              <w:t>A</w:t>
-            </w:r>
-            <w:r>
-              <w:rPr>
-                <w:rFonts w:ascii="BRH Malayalam Extra" w:hAnsi="BRH Malayalam Extra" w:cs="BRH Devanagari Extra"/>
-                <w:szCs w:val="40"/>
-              </w:rPr>
-              <w:t>–</w:t>
-            </w:r>
-            <w:r>
-              <w:rPr>
-                <w:rFonts w:ascii="BRH Devanagari Extra" w:hAnsi="BRH Devanagari Extra" w:cs="BRH Devanagari Extra"/>
-                <w:sz w:val="32"/>
-                <w:szCs w:val="40"/>
-              </w:rPr>
-              <w:t>ÍxÉ</w:t>
-            </w:r>
-            <w:r>
-              <w:rPr>
-                <w:rFonts w:ascii="BRH Malayalam Extra" w:hAnsi="BRH Malayalam Extra" w:cs="BRH Devanagari Extra"/>
-                <w:szCs w:val="40"/>
-              </w:rPr>
-              <w:t>–</w:t>
-            </w:r>
-            <w:r>
-              <w:rPr>
-                <w:rFonts w:ascii="BRH Devanagari Extra" w:hAnsi="BRH Devanagari Extra" w:cs="BRH Devanagari Extra"/>
-                <w:sz w:val="32"/>
-                <w:szCs w:val="40"/>
-              </w:rPr>
-              <w:t xml:space="preserve"> WûÉ</w:t>
-            </w:r>
-            <w:r>
-              <w:rPr>
-                <w:rFonts w:ascii="BRH Malayalam Extra" w:hAnsi="BRH Malayalam Extra" w:cs="BRH Devanagari Extra"/>
-                <w:szCs w:val="40"/>
-              </w:rPr>
-              <w:t>–</w:t>
-            </w:r>
-            <w:r>
-              <w:rPr>
-                <w:rFonts w:ascii="BRH Devanagari Extra" w:hAnsi="BRH Devanagari Extra" w:cs="BRH Devanagari Extra"/>
-                <w:sz w:val="32"/>
-                <w:szCs w:val="40"/>
-              </w:rPr>
-              <w:t>ËU</w:t>
-            </w:r>
-            <w:r>
-              <w:rPr>
-                <w:rFonts w:ascii="BRH Malayalam Extra" w:hAnsi="BRH Malayalam Extra" w:cs="BRH Devanagari Extra"/>
-                <w:szCs w:val="40"/>
-              </w:rPr>
-              <w:t>–</w:t>
-            </w:r>
-            <w:r>
-              <w:rPr>
-                <w:rFonts w:ascii="BRH Devanagari Extra" w:hAnsi="BRH Devanagari Extra" w:cs="BRH Devanagari Extra"/>
-                <w:sz w:val="32"/>
-                <w:szCs w:val="40"/>
-              </w:rPr>
-              <w:t>rÉÉå</w:t>
-            </w:r>
-            <w:r>
-              <w:rPr>
-                <w:rFonts w:ascii="BRH Malayalam Extra" w:hAnsi="BRH Malayalam Extra" w:cs="BRH Devanagari Extra"/>
-                <w:szCs w:val="40"/>
-              </w:rPr>
-              <w:t>–</w:t>
-            </w:r>
-            <w:r>
-              <w:rPr>
-                <w:rFonts w:ascii="BRH Devanagari Extra" w:hAnsi="BRH Devanagari Extra" w:cs="BRH Devanagari Extra"/>
-                <w:sz w:val="32"/>
-                <w:szCs w:val="40"/>
-              </w:rPr>
-              <w:t>eÉ</w:t>
-            </w:r>
-            <w:r>
-              <w:rPr>
-                <w:rFonts w:ascii="BRH Malayalam Extra" w:hAnsi="BRH Malayalam Extra" w:cs="BRH Devanagari Extra"/>
-                <w:szCs w:val="40"/>
-              </w:rPr>
-              <w:t>–</w:t>
-            </w:r>
-            <w:r>
-              <w:rPr>
-                <w:rFonts w:ascii="BRH Devanagari Extra" w:hAnsi="BRH Devanagari Extra" w:cs="BRH Devanagari Extra"/>
-                <w:sz w:val="32"/>
-                <w:szCs w:val="40"/>
-              </w:rPr>
-              <w:t>lÉÉå WûÉþËUrÉÉåeÉ</w:t>
-            </w:r>
-            <w:r>
-              <w:rPr>
-                <w:rFonts w:ascii="BRH Malayalam Extra" w:hAnsi="BRH Malayalam Extra" w:cs="BRH Devanagari Extra"/>
-                <w:szCs w:val="40"/>
-              </w:rPr>
-              <w:t>–</w:t>
-            </w:r>
-            <w:r>
-              <w:rPr>
-                <w:rFonts w:ascii="BRH Devanagari Extra" w:hAnsi="BRH Devanagari Extra" w:cs="BRH Devanagari Extra"/>
-                <w:sz w:val="32"/>
-                <w:szCs w:val="40"/>
-              </w:rPr>
-              <w:t>lÉÉåÿ ÅxrÉÍxÉ WûÉËUrÉÉåeÉ</w:t>
-            </w:r>
-            <w:r>
-              <w:rPr>
-                <w:rFonts w:ascii="BRH Malayalam Extra" w:hAnsi="BRH Malayalam Extra" w:cs="BRH Devanagari Extra"/>
-                <w:szCs w:val="40"/>
-              </w:rPr>
-              <w:t>–</w:t>
-            </w:r>
-            <w:r>
-              <w:rPr>
-                <w:rFonts w:ascii="BRH Devanagari Extra" w:hAnsi="BRH Devanagari Extra" w:cs="BRH Devanagari Extra"/>
-                <w:sz w:val="32"/>
-                <w:szCs w:val="40"/>
-              </w:rPr>
-              <w:t>lÉÉå WûrÉÉåï</w:t>
-            </w:r>
-            <w:r>
-              <w:rPr>
-                <w:rFonts w:ascii="BRH Malayalam Extra" w:hAnsi="BRH Malayalam Extra" w:cs="BRH Devanagari Extra"/>
-                <w:szCs w:val="40"/>
-              </w:rPr>
-              <w:t>–</w:t>
-            </w:r>
-            <w:r>
-              <w:rPr>
-                <w:rFonts w:ascii="BRH Devanagari Extra" w:hAnsi="BRH Devanagari Extra" w:cs="BRH Devanagari Extra"/>
-                <w:sz w:val="32"/>
-                <w:szCs w:val="40"/>
-              </w:rPr>
-              <w:t>Uç</w:t>
-            </w:r>
-            <w:r>
-              <w:rPr>
-                <w:rFonts w:ascii="BRH Malayalam Extra" w:hAnsi="BRH Malayalam Extra" w:cs="BRH Devanagari Extra"/>
-                <w:szCs w:val="40"/>
-              </w:rPr>
-              <w:t>–</w:t>
-            </w:r>
-            <w:r>
-              <w:rPr>
-                <w:rFonts w:ascii="BRH Devanagari Extra" w:hAnsi="BRH Devanagari Extra" w:cs="BRH Devanagari Extra"/>
-                <w:sz w:val="32"/>
-                <w:szCs w:val="40"/>
-              </w:rPr>
-              <w:t>. Wû</w:t>
-            </w:r>
-            <w:r>
-              <w:rPr>
-                <w:rFonts w:ascii="BRH Devanagari Extra" w:hAnsi="BRH Devanagari Extra" w:cs="BRH Devanagari Extra"/>
-                <w:sz w:val="32"/>
-                <w:szCs w:val="40"/>
-                <w:highlight w:val="yellow"/>
-              </w:rPr>
-              <w:t>rÉÉåï</w:t>
-            </w:r>
-            <w:r>
-              <w:rPr>
-                <w:rFonts w:ascii="BRH Devanagari Extra" w:hAnsi="BRH Devanagari Extra" w:cs="BRH Devanagari Extra"/>
-                <w:sz w:val="32"/>
-                <w:szCs w:val="40"/>
-              </w:rPr>
-              <w:t>þUç. WûÉËUrÉÉåeÉ</w:t>
-            </w:r>
-            <w:r>
-              <w:rPr>
-                <w:rFonts w:ascii="BRH Malayalam Extra" w:hAnsi="BRH Malayalam Extra" w:cs="BRH Devanagari Extra"/>
-                <w:szCs w:val="40"/>
-              </w:rPr>
-              <w:t>–</w:t>
-            </w:r>
-            <w:r>
-              <w:rPr>
-                <w:rFonts w:ascii="BRH Devanagari Extra" w:hAnsi="BRH Devanagari Extra" w:cs="BRH Devanagari Extra"/>
-                <w:sz w:val="32"/>
-                <w:szCs w:val="40"/>
-              </w:rPr>
-              <w:t>lÉÉåÿ ÅxrÉÍxÉ WûÉËUrÉÉåeÉ</w:t>
-            </w:r>
-            <w:r>
-              <w:rPr>
-                <w:rFonts w:ascii="BRH Malayalam Extra" w:hAnsi="BRH Malayalam Extra" w:cs="BRH Devanagari Extra"/>
-                <w:szCs w:val="40"/>
-              </w:rPr>
-              <w:t>–</w:t>
-            </w:r>
-            <w:r>
-              <w:rPr>
-                <w:rFonts w:ascii="BRH Devanagari Extra" w:hAnsi="BRH Devanagari Extra" w:cs="BRH Devanagari Extra"/>
-                <w:sz w:val="32"/>
-                <w:szCs w:val="40"/>
-              </w:rPr>
-              <w:t xml:space="preserve">lÉÉå WûrÉÉåïÿÈ | </w:t>
-            </w:r>
-          </w:p>
-          <w:p>
-            <w:pPr>
-              <w:widowControl w:val="0"/>
-              <w:autoSpaceDE w:val="0"/>
-              <w:autoSpaceDN w:val="0"/>
-              <w:adjustRightInd w:val="0"/>
-              <w:spacing w:before="0" w:line="240" w:lineRule="auto"/>
-              <w:rPr>
-                <w:rFonts w:ascii="BRH Devanagari Extra" w:hAnsi="BRH Devanagari Extra" w:cs="BRH Devanagari Extra"/>
-                <w:sz w:val="32"/>
-                <w:szCs w:val="40"/>
-              </w:rPr>
-            </w:pPr>
-            <w:r>
-              <w:rPr>
-                <w:rFonts w:cs="BRH Devanagari Extra"/>
-                <w:szCs w:val="40"/>
-              </w:rPr>
               <w:t>3</w:t>
             </w:r>
             <w:r>
@@ -19571,10 +19445,192 @@
               <w:adjustRightInd w:val="0"/>
               <w:spacing w:before="0" w:line="240" w:lineRule="auto"/>
               <w:rPr>
-                <w:rFonts w:cs="BRH Devanagari Extra"/>
+                <w:rFonts w:ascii="BRH Devanagari Extra" w:hAnsi="BRH Devanagari Extra" w:cs="BRH Devanagari Extra"/>
+                <w:sz w:val="32"/>
                 <w:szCs w:val="40"/>
               </w:rPr>
             </w:pPr>
+            <w:r>
+              <w:rPr>
+                <w:rFonts w:cs="BRH Devanagari Extra"/>
+                <w:szCs w:val="40"/>
+              </w:rPr>
+              <w:lastRenderedPageBreak/>
+              <w:t>2</w:t>
+            </w:r>
+            <w:r>
+              <w:rPr>
+                <w:rFonts w:ascii="BRH Devanagari Extra" w:hAnsi="BRH Devanagari Extra" w:cs="BRH Devanagari Extra"/>
+                <w:sz w:val="32"/>
+                <w:szCs w:val="40"/>
+              </w:rPr>
+              <w:t xml:space="preserve">)   </w:t>
+            </w:r>
+            <w:r>
+              <w:rPr>
+                <w:rFonts w:cs="BRH Devanagari Extra"/>
+                <w:szCs w:val="40"/>
+              </w:rPr>
+              <w:t>1</w:t>
+            </w:r>
+            <w:r>
+              <w:rPr>
+                <w:rFonts w:ascii="BRH Devanagari Extra" w:hAnsi="BRH Devanagari Extra" w:cs="BRH Devanagari Extra"/>
+                <w:sz w:val="32"/>
+                <w:szCs w:val="40"/>
+              </w:rPr>
+              <w:t>.</w:t>
+            </w:r>
+            <w:r>
+              <w:rPr>
+                <w:rFonts w:cs="BRH Devanagari Extra"/>
+                <w:szCs w:val="40"/>
+              </w:rPr>
+              <w:t>4</w:t>
+            </w:r>
+            <w:r>
+              <w:rPr>
+                <w:rFonts w:ascii="BRH Devanagari Extra" w:hAnsi="BRH Devanagari Extra" w:cs="BRH Devanagari Extra"/>
+                <w:sz w:val="32"/>
+                <w:szCs w:val="40"/>
+              </w:rPr>
+              <w:t>.</w:t>
+            </w:r>
+            <w:r>
+              <w:rPr>
+                <w:rFonts w:cs="BRH Devanagari Extra"/>
+                <w:szCs w:val="40"/>
+              </w:rPr>
+              <w:t>28</w:t>
+            </w:r>
+            <w:r>
+              <w:rPr>
+                <w:rFonts w:ascii="BRH Devanagari Extra" w:hAnsi="BRH Devanagari Extra" w:cs="BRH Devanagari Extra"/>
+                <w:sz w:val="32"/>
+                <w:szCs w:val="40"/>
+              </w:rPr>
+              <w:t>.</w:t>
+            </w:r>
+            <w:r>
+              <w:rPr>
+                <w:rFonts w:cs="BRH Devanagari Extra"/>
+                <w:szCs w:val="40"/>
+              </w:rPr>
+              <w:t>1</w:t>
+            </w:r>
+            <w:r>
+              <w:rPr>
+                <w:rFonts w:ascii="BRH Devanagari Extra" w:hAnsi="BRH Devanagari Extra" w:cs="BRH Devanagari Extra"/>
+                <w:sz w:val="32"/>
+                <w:szCs w:val="40"/>
+              </w:rPr>
+              <w:t>(</w:t>
+            </w:r>
+            <w:r>
+              <w:rPr>
+                <w:rFonts w:cs="BRH Devanagari Extra"/>
+                <w:szCs w:val="40"/>
+              </w:rPr>
+              <w:t>2</w:t>
+            </w:r>
+            <w:r>
+              <w:rPr>
+                <w:rFonts w:ascii="BRH Devanagari Extra" w:hAnsi="BRH Devanagari Extra" w:cs="BRH Devanagari Extra"/>
+                <w:sz w:val="32"/>
+                <w:szCs w:val="40"/>
+              </w:rPr>
+              <w:t>)- A</w:t>
+            </w:r>
+            <w:r>
+              <w:rPr>
+                <w:rFonts w:ascii="BRH Malayalam Extra" w:hAnsi="BRH Malayalam Extra" w:cs="BRH Devanagari Extra"/>
+                <w:szCs w:val="40"/>
+              </w:rPr>
+              <w:t>–</w:t>
+            </w:r>
+            <w:r>
+              <w:rPr>
+                <w:rFonts w:ascii="BRH Devanagari Extra" w:hAnsi="BRH Devanagari Extra" w:cs="BRH Devanagari Extra"/>
+                <w:sz w:val="32"/>
+                <w:szCs w:val="40"/>
+              </w:rPr>
+              <w:t>ÍxÉ</w:t>
+            </w:r>
+            <w:r>
+              <w:rPr>
+                <w:rFonts w:ascii="BRH Malayalam Extra" w:hAnsi="BRH Malayalam Extra" w:cs="BRH Devanagari Extra"/>
+                <w:szCs w:val="40"/>
+              </w:rPr>
+              <w:t>–</w:t>
+            </w:r>
+            <w:r>
+              <w:rPr>
+                <w:rFonts w:ascii="BRH Devanagari Extra" w:hAnsi="BRH Devanagari Extra" w:cs="BRH Devanagari Extra"/>
+                <w:sz w:val="32"/>
+                <w:szCs w:val="40"/>
+              </w:rPr>
+              <w:t xml:space="preserve"> | WûÉ</w:t>
+            </w:r>
+            <w:r>
+              <w:rPr>
+                <w:rFonts w:ascii="BRH Malayalam Extra" w:hAnsi="BRH Malayalam Extra" w:cs="BRH Devanagari Extra"/>
+                <w:szCs w:val="40"/>
+              </w:rPr>
+              <w:t>–</w:t>
+            </w:r>
+            <w:r>
+              <w:rPr>
+                <w:rFonts w:ascii="BRH Devanagari Extra" w:hAnsi="BRH Devanagari Extra" w:cs="BRH Devanagari Extra"/>
+                <w:sz w:val="32"/>
+                <w:szCs w:val="40"/>
+              </w:rPr>
+              <w:t>ËU</w:t>
+            </w:r>
+            <w:r>
+              <w:rPr>
+                <w:rFonts w:ascii="BRH Malayalam Extra" w:hAnsi="BRH Malayalam Extra" w:cs="BRH Devanagari Extra"/>
+                <w:szCs w:val="40"/>
+              </w:rPr>
+              <w:t>–</w:t>
+            </w:r>
+            <w:r>
+              <w:rPr>
+                <w:rFonts w:ascii="BRH Devanagari Extra" w:hAnsi="BRH Devanagari Extra" w:cs="BRH Devanagari Extra"/>
+                <w:sz w:val="32"/>
+                <w:szCs w:val="40"/>
+              </w:rPr>
+              <w:t>rÉÉå</w:t>
+            </w:r>
+            <w:r>
+              <w:rPr>
+                <w:rFonts w:ascii="BRH Malayalam Extra" w:hAnsi="BRH Malayalam Extra" w:cs="BRH Devanagari Extra"/>
+                <w:szCs w:val="40"/>
+              </w:rPr>
+              <w:t>–</w:t>
+            </w:r>
+            <w:r>
+              <w:rPr>
+                <w:rFonts w:ascii="BRH Devanagari Extra" w:hAnsi="BRH Devanagari Extra" w:cs="BRH Devanagari Extra"/>
+                <w:sz w:val="32"/>
+                <w:szCs w:val="40"/>
+              </w:rPr>
+              <w:t>eÉ</w:t>
+            </w:r>
+            <w:r>
+              <w:rPr>
+                <w:rFonts w:ascii="BRH Malayalam Extra" w:hAnsi="BRH Malayalam Extra" w:cs="BRH Devanagari Extra"/>
+                <w:szCs w:val="40"/>
+              </w:rPr>
+              <w:t>–</w:t>
+            </w:r>
+            <w:r>
+              <w:rPr>
+                <w:rFonts w:ascii="BRH Devanagari Extra" w:hAnsi="BRH Devanagari Extra" w:cs="BRH Devanagari Extra"/>
+                <w:sz w:val="32"/>
+                <w:szCs w:val="40"/>
+              </w:rPr>
+              <w:t>lÉÈ | WûrÉÉåïÿÈ |</w:t>
+            </w:r>
           </w:p>
           <w:p>
             <w:pPr>
@@ -19584,10 +19640,216 @@
               <w:adjustRightInd w:val="0"/>
               <w:spacing w:before="0" w:line="240" w:lineRule="auto"/>
               <w:rPr>
-                <w:rFonts w:cs="BRH Devanagari Extra"/>
+                <w:rFonts w:ascii="BRH Devanagari Extra" w:hAnsi="BRH Devanagari Extra" w:cs="BRH Devanagari Extra"/>
+                <w:sz w:val="32"/>
                 <w:szCs w:val="40"/>
               </w:rPr>
             </w:pPr>
+            <w:r>
+              <w:rPr>
+                <w:rFonts w:ascii="BRH Devanagari Extra" w:hAnsi="BRH Devanagari Extra" w:cs="BRH Devanagari Extra"/>
+                <w:sz w:val="32"/>
+                <w:szCs w:val="40"/>
+              </w:rPr>
+              <w:t>A</w:t>
+            </w:r>
+            <w:r>
+              <w:rPr>
+                <w:rFonts w:ascii="BRH Malayalam Extra" w:hAnsi="BRH Malayalam Extra" w:cs="BRH Devanagari Extra"/>
+                <w:szCs w:val="40"/>
+              </w:rPr>
+              <w:t>–</w:t>
+            </w:r>
+            <w:r>
+              <w:rPr>
+                <w:rFonts w:ascii="BRH Devanagari Extra" w:hAnsi="BRH Devanagari Extra" w:cs="BRH Devanagari Extra"/>
+                <w:sz w:val="32"/>
+                <w:szCs w:val="40"/>
+              </w:rPr>
+              <w:t>ÍxÉ</w:t>
+            </w:r>
+            <w:r>
+              <w:rPr>
+                <w:rFonts w:ascii="BRH Malayalam Extra" w:hAnsi="BRH Malayalam Extra" w:cs="BRH Devanagari Extra"/>
+                <w:szCs w:val="40"/>
+              </w:rPr>
+              <w:t>–</w:t>
+            </w:r>
+            <w:r>
+              <w:rPr>
+                <w:rFonts w:ascii="BRH Devanagari Extra" w:hAnsi="BRH Devanagari Extra" w:cs="BRH Devanagari Extra"/>
+                <w:sz w:val="32"/>
+                <w:szCs w:val="40"/>
+              </w:rPr>
+              <w:t xml:space="preserve"> WûÉ</w:t>
+            </w:r>
+            <w:r>
+              <w:rPr>
+                <w:rFonts w:ascii="BRH Malayalam Extra" w:hAnsi="BRH Malayalam Extra" w:cs="BRH Devanagari Extra"/>
+                <w:szCs w:val="40"/>
+              </w:rPr>
+              <w:t>–</w:t>
+            </w:r>
+            <w:r>
+              <w:rPr>
+                <w:rFonts w:ascii="BRH Devanagari Extra" w:hAnsi="BRH Devanagari Extra" w:cs="BRH Devanagari Extra"/>
+                <w:sz w:val="32"/>
+                <w:szCs w:val="40"/>
+              </w:rPr>
+              <w:t>ËU</w:t>
+            </w:r>
+            <w:r>
+              <w:rPr>
+                <w:rFonts w:ascii="BRH Malayalam Extra" w:hAnsi="BRH Malayalam Extra" w:cs="BRH Devanagari Extra"/>
+                <w:szCs w:val="40"/>
+              </w:rPr>
+              <w:t>–</w:t>
+            </w:r>
+            <w:r>
+              <w:rPr>
+                <w:rFonts w:ascii="BRH Devanagari Extra" w:hAnsi="BRH Devanagari Extra" w:cs="BRH Devanagari Extra"/>
+                <w:sz w:val="32"/>
+                <w:szCs w:val="40"/>
+              </w:rPr>
+              <w:t>rÉÉå</w:t>
+            </w:r>
+            <w:r>
+              <w:rPr>
+                <w:rFonts w:ascii="BRH Malayalam Extra" w:hAnsi="BRH Malayalam Extra" w:cs="BRH Devanagari Extra"/>
+                <w:szCs w:val="40"/>
+              </w:rPr>
+              <w:t>–</w:t>
+            </w:r>
+            <w:r>
+              <w:rPr>
+                <w:rFonts w:ascii="BRH Devanagari Extra" w:hAnsi="BRH Devanagari Extra" w:cs="BRH Devanagari Extra"/>
+                <w:sz w:val="32"/>
+                <w:szCs w:val="40"/>
+              </w:rPr>
+              <w:t>eÉ</w:t>
+            </w:r>
+            <w:r>
+              <w:rPr>
+                <w:rFonts w:ascii="BRH Malayalam Extra" w:hAnsi="BRH Malayalam Extra" w:cs="BRH Devanagari Extra"/>
+                <w:szCs w:val="40"/>
+              </w:rPr>
+              <w:t>–</w:t>
+            </w:r>
+            <w:r>
+              <w:rPr>
+                <w:rFonts w:ascii="BRH Devanagari Extra" w:hAnsi="BRH Devanagari Extra" w:cs="BRH Devanagari Extra"/>
+                <w:sz w:val="32"/>
+                <w:szCs w:val="40"/>
+              </w:rPr>
+              <w:t>lÉÉå WûÉþËUrÉÉåeÉ</w:t>
+            </w:r>
+            <w:r>
+              <w:rPr>
+                <w:rFonts w:ascii="BRH Malayalam Extra" w:hAnsi="BRH Malayalam Extra" w:cs="BRH Devanagari Extra"/>
+                <w:szCs w:val="40"/>
+              </w:rPr>
+              <w:t>–</w:t>
+            </w:r>
+            <w:r>
+              <w:rPr>
+                <w:rFonts w:ascii="BRH Devanagari Extra" w:hAnsi="BRH Devanagari Extra" w:cs="BRH Devanagari Extra"/>
+                <w:sz w:val="32"/>
+                <w:szCs w:val="40"/>
+              </w:rPr>
+              <w:t>lÉÉåÿ ÅxrÉÍxÉ WûÉËUrÉÉåeÉ</w:t>
+            </w:r>
+            <w:r>
+              <w:rPr>
+                <w:rFonts w:ascii="BRH Malayalam Extra" w:hAnsi="BRH Malayalam Extra" w:cs="BRH Devanagari Extra"/>
+                <w:szCs w:val="40"/>
+              </w:rPr>
+              <w:t>–</w:t>
+            </w:r>
+            <w:r>
+              <w:rPr>
+                <w:rFonts w:ascii="BRH Devanagari Extra" w:hAnsi="BRH Devanagari Extra" w:cs="BRH Devanagari Extra"/>
+                <w:sz w:val="32"/>
+                <w:szCs w:val="40"/>
+              </w:rPr>
+              <w:t>lÉÉå WûrÉÉåï</w:t>
+            </w:r>
+            <w:r>
+              <w:rPr>
+                <w:rFonts w:ascii="BRH Malayalam Extra" w:hAnsi="BRH Malayalam Extra" w:cs="BRH Devanagari Extra"/>
+                <w:szCs w:val="40"/>
+              </w:rPr>
+              <w:t>–</w:t>
+            </w:r>
+            <w:r>
+              <w:rPr>
+                <w:rFonts w:ascii="BRH Devanagari Extra" w:hAnsi="BRH Devanagari Extra" w:cs="BRH Devanagari Extra"/>
+                <w:sz w:val="32"/>
+                <w:szCs w:val="40"/>
+              </w:rPr>
+              <w:t>Uç</w:t>
+            </w:r>
+            <w:r>
+              <w:rPr>
+                <w:rFonts w:ascii="BRH Malayalam Extra" w:hAnsi="BRH Malayalam Extra" w:cs="BRH Devanagari Extra"/>
+                <w:szCs w:val="40"/>
+              </w:rPr>
+              <w:t>–</w:t>
+            </w:r>
+            <w:r>
+              <w:rPr>
+                <w:rFonts w:ascii="BRH Devanagari Extra" w:hAnsi="BRH Devanagari Extra" w:cs="BRH Devanagari Extra"/>
+                <w:sz w:val="32"/>
+                <w:szCs w:val="40"/>
+              </w:rPr>
+              <w:t>. WûrÉÉåï</w:t>
+            </w:r>
+            <w:r>
+              <w:rPr>
+                <w:rFonts w:ascii="BRH Devanagari Extra" w:hAnsi="BRH Devanagari Extra" w:cs="BRH Devanagari Extra"/>
+                <w:sz w:val="32"/>
+                <w:szCs w:val="40"/>
+                <w:highlight w:val="green"/>
+              </w:rPr>
+              <w:t>Uçþ</w:t>
+            </w:r>
+            <w:r>
+              <w:rPr>
+                <w:rFonts w:ascii="BRH Devanagari Extra" w:hAnsi="BRH Devanagari Extra" w:cs="BRH Devanagari Extra"/>
+                <w:sz w:val="32"/>
+                <w:szCs w:val="40"/>
+              </w:rPr>
+              <w:t>. WûÉËUrÉÉåeÉ</w:t>
+            </w:r>
+            <w:r>
+              <w:rPr>
+                <w:rFonts w:ascii="BRH Malayalam Extra" w:hAnsi="BRH Malayalam Extra" w:cs="BRH Devanagari Extra"/>
+                <w:szCs w:val="40"/>
+              </w:rPr>
+              <w:t>–</w:t>
+            </w:r>
+            <w:r>
+              <w:rPr>
+                <w:rFonts w:ascii="BRH Devanagari Extra" w:hAnsi="BRH Devanagari Extra" w:cs="BRH Devanagari Extra"/>
+                <w:sz w:val="32"/>
+                <w:szCs w:val="40"/>
+              </w:rPr>
+              <w:t>lÉÉåÿ ÅxrÉÍxÉ WûÉËUrÉÉåeÉ</w:t>
+            </w:r>
+            <w:r>
+              <w:rPr>
+                <w:rFonts w:ascii="BRH Malayalam Extra" w:hAnsi="BRH Malayalam Extra" w:cs="BRH Devanagari Extra"/>
+                <w:szCs w:val="40"/>
+              </w:rPr>
+              <w:t>–</w:t>
+            </w:r>
+            <w:r>
+              <w:rPr>
+                <w:rFonts w:ascii="BRH Devanagari Extra" w:hAnsi="BRH Devanagari Extra" w:cs="BRH Devanagari Extra"/>
+                <w:sz w:val="32"/>
+                <w:szCs w:val="40"/>
+              </w:rPr>
+              <w:t xml:space="preserve">lÉÉå WûrÉÉåïÿÈ | </w:t>
+            </w:r>
           </w:p>
           <w:p>
             <w:pPr>
@@ -19597,443 +19859,17 @@
               <w:adjustRightInd w:val="0"/>
               <w:spacing w:before="0" w:line="240" w:lineRule="auto"/>
               <w:rPr>
-                <w:rFonts w:cs="BRH Devanagari Extra"/>
+                <w:rFonts w:ascii="BRH Devanagari Extra" w:hAnsi="BRH Devanagari Extra" w:cs="BRH Devanagari Extra"/>
+                <w:sz w:val="32"/>
                 <w:szCs w:val="40"/>
               </w:rPr>
             </w:pPr>
-          </w:p>
-          <w:p>
-            <w:pPr>
-              <w:widowControl w:val="0"/>
-              <w:autoSpaceDE w:val="0"/>
-              <w:autoSpaceDN w:val="0"/>
-              <w:adjustRightInd w:val="0"/>
-              <w:spacing w:before="0" w:line="240" w:lineRule="auto"/>
-              <w:rPr>
-                <w:rFonts w:ascii="BRH Devanagari Extra" w:hAnsi="BRH Devanagari Extra" w:cs="BRH Devanagari Extra"/>
-                <w:sz w:val="32"/>
-                <w:szCs w:val="40"/>
-              </w:rPr>
-            </w:pPr>
             <w:r>
               <w:rPr>
                 <w:rFonts w:cs="BRH Devanagari Extra"/>
                 <w:szCs w:val="40"/>
               </w:rPr>
               <w:lastRenderedPageBreak/>
-              <w:t>2</w:t>
-            </w:r>
-            <w:r>
-              <w:rPr>
-                <w:rFonts w:ascii="BRH Devanagari Extra" w:hAnsi="BRH Devanagari Extra" w:cs="BRH Devanagari Extra"/>
-                <w:sz w:val="32"/>
-                <w:szCs w:val="40"/>
-              </w:rPr>
-              <w:t xml:space="preserve">)   </w:t>
-            </w:r>
-            <w:r>
-              <w:rPr>
-                <w:rFonts w:cs="BRH Devanagari Extra"/>
-                <w:szCs w:val="40"/>
-              </w:rPr>
-              <w:t>1</w:t>
-            </w:r>
-            <w:r>
-              <w:rPr>
-                <w:rFonts w:ascii="BRH Devanagari Extra" w:hAnsi="BRH Devanagari Extra" w:cs="BRH Devanagari Extra"/>
-                <w:sz w:val="32"/>
-                <w:szCs w:val="40"/>
-              </w:rPr>
-              <w:t>.</w:t>
-            </w:r>
-            <w:r>
-              <w:rPr>
-                <w:rFonts w:cs="BRH Devanagari Extra"/>
-                <w:szCs w:val="40"/>
-              </w:rPr>
-              <w:t>4</w:t>
-            </w:r>
-            <w:r>
-              <w:rPr>
-                <w:rFonts w:ascii="BRH Devanagari Extra" w:hAnsi="BRH Devanagari Extra" w:cs="BRH Devanagari Extra"/>
-                <w:sz w:val="32"/>
-                <w:szCs w:val="40"/>
-              </w:rPr>
-              <w:t>.</w:t>
-            </w:r>
-            <w:r>
-              <w:rPr>
-                <w:rFonts w:cs="BRH Devanagari Extra"/>
-                <w:szCs w:val="40"/>
-              </w:rPr>
-              <w:t>28</w:t>
-            </w:r>
-            <w:r>
-              <w:rPr>
-                <w:rFonts w:ascii="BRH Devanagari Extra" w:hAnsi="BRH Devanagari Extra" w:cs="BRH Devanagari Extra"/>
-                <w:sz w:val="32"/>
-                <w:szCs w:val="40"/>
-              </w:rPr>
-              <w:t>.</w:t>
-            </w:r>
-            <w:r>
-              <w:rPr>
-                <w:rFonts w:cs="BRH Devanagari Extra"/>
-                <w:szCs w:val="40"/>
-              </w:rPr>
-              <w:t>1</w:t>
-            </w:r>
-            <w:r>
-              <w:rPr>
-                <w:rFonts w:ascii="BRH Devanagari Extra" w:hAnsi="BRH Devanagari Extra" w:cs="BRH Devanagari Extra"/>
-                <w:sz w:val="32"/>
-                <w:szCs w:val="40"/>
-              </w:rPr>
-              <w:t>(</w:t>
-            </w:r>
-            <w:r>
-              <w:rPr>
-                <w:rFonts w:cs="BRH Devanagari Extra"/>
-                <w:szCs w:val="40"/>
-              </w:rPr>
-              <w:t>2</w:t>
-            </w:r>
-            <w:r>
-              <w:rPr>
-                <w:rFonts w:ascii="BRH Devanagari Extra" w:hAnsi="BRH Devanagari Extra" w:cs="BRH Devanagari Extra"/>
-                <w:sz w:val="32"/>
-                <w:szCs w:val="40"/>
-              </w:rPr>
-              <w:t>)- A</w:t>
-            </w:r>
-            <w:r>
-              <w:rPr>
-                <w:rFonts w:ascii="BRH Malayalam Extra" w:hAnsi="BRH Malayalam Extra" w:cs="BRH Devanagari Extra"/>
-                <w:szCs w:val="40"/>
-              </w:rPr>
-              <w:t>–</w:t>
-            </w:r>
-            <w:r>
-              <w:rPr>
-                <w:rFonts w:ascii="BRH Devanagari Extra" w:hAnsi="BRH Devanagari Extra" w:cs="BRH Devanagari Extra"/>
-                <w:sz w:val="32"/>
-                <w:szCs w:val="40"/>
-              </w:rPr>
-              <w:t>ÍxÉ</w:t>
-            </w:r>
-            <w:r>
-              <w:rPr>
-                <w:rFonts w:ascii="BRH Malayalam Extra" w:hAnsi="BRH Malayalam Extra" w:cs="BRH Devanagari Extra"/>
-                <w:szCs w:val="40"/>
-              </w:rPr>
-              <w:t>–</w:t>
-            </w:r>
-            <w:r>
-              <w:rPr>
-                <w:rFonts w:ascii="BRH Devanagari Extra" w:hAnsi="BRH Devanagari Extra" w:cs="BRH Devanagari Extra"/>
-                <w:sz w:val="32"/>
-                <w:szCs w:val="40"/>
-              </w:rPr>
-              <w:t xml:space="preserve"> | WûÉ</w:t>
-            </w:r>
-            <w:r>
-              <w:rPr>
-                <w:rFonts w:ascii="BRH Malayalam Extra" w:hAnsi="BRH Malayalam Extra" w:cs="BRH Devanagari Extra"/>
-                <w:szCs w:val="40"/>
-              </w:rPr>
-              <w:t>–</w:t>
-            </w:r>
-            <w:r>
-              <w:rPr>
-                <w:rFonts w:ascii="BRH Devanagari Extra" w:hAnsi="BRH Devanagari Extra" w:cs="BRH Devanagari Extra"/>
-                <w:sz w:val="32"/>
-                <w:szCs w:val="40"/>
-              </w:rPr>
-              <w:t>ËU</w:t>
-            </w:r>
-            <w:r>
-              <w:rPr>
-                <w:rFonts w:ascii="BRH Malayalam Extra" w:hAnsi="BRH Malayalam Extra" w:cs="BRH Devanagari Extra"/>
-                <w:szCs w:val="40"/>
-              </w:rPr>
-              <w:t>–</w:t>
-            </w:r>
-            <w:r>
-              <w:rPr>
-                <w:rFonts w:ascii="BRH Devanagari Extra" w:hAnsi="BRH Devanagari Extra" w:cs="BRH Devanagari Extra"/>
-                <w:sz w:val="32"/>
-                <w:szCs w:val="40"/>
-              </w:rPr>
-              <w:t>rÉÉå</w:t>
-            </w:r>
-            <w:r>
-              <w:rPr>
-                <w:rFonts w:ascii="BRH Malayalam Extra" w:hAnsi="BRH Malayalam Extra" w:cs="BRH Devanagari Extra"/>
-                <w:szCs w:val="40"/>
-              </w:rPr>
-              <w:t>–</w:t>
-            </w:r>
-            <w:r>
-              <w:rPr>
-                <w:rFonts w:ascii="BRH Devanagari Extra" w:hAnsi="BRH Devanagari Extra" w:cs="BRH Devanagari Extra"/>
-                <w:sz w:val="32"/>
-                <w:szCs w:val="40"/>
-              </w:rPr>
-              <w:t>eÉ</w:t>
-            </w:r>
-            <w:r>
-              <w:rPr>
-                <w:rFonts w:ascii="BRH Malayalam Extra" w:hAnsi="BRH Malayalam Extra" w:cs="BRH Devanagari Extra"/>
-                <w:szCs w:val="40"/>
-              </w:rPr>
-              <w:t>–</w:t>
-            </w:r>
-            <w:r>
-              <w:rPr>
-                <w:rFonts w:ascii="BRH Devanagari Extra" w:hAnsi="BRH Devanagari Extra" w:cs="BRH Devanagari Extra"/>
-                <w:sz w:val="32"/>
-                <w:szCs w:val="40"/>
-              </w:rPr>
-              <w:t>lÉÈ | WûrÉÉåïÿÈ |</w:t>
-            </w:r>
-          </w:p>
-          <w:p>
-            <w:pPr>
-              <w:widowControl w:val="0"/>
-              <w:autoSpaceDE w:val="0"/>
-              <w:autoSpaceDN w:val="0"/>
-              <w:adjustRightInd w:val="0"/>
-              <w:spacing w:before="0" w:line="240" w:lineRule="auto"/>
-              <w:rPr>
-                <w:rFonts w:ascii="BRH Devanagari Extra" w:hAnsi="BRH Devanagari Extra" w:cs="BRH Devanagari Extra"/>
-                <w:sz w:val="32"/>
-                <w:szCs w:val="40"/>
-              </w:rPr>
-            </w:pPr>
-            <w:r>
-              <w:rPr>
-                <w:rFonts w:ascii="BRH Devanagari Extra" w:hAnsi="BRH Devanagari Extra" w:cs="BRH Devanagari Extra"/>
-                <w:sz w:val="32"/>
-                <w:szCs w:val="40"/>
-              </w:rPr>
-              <w:t>A</w:t>
-            </w:r>
-            <w:r>
-              <w:rPr>
-                <w:rFonts w:ascii="BRH Malayalam Extra" w:hAnsi="BRH Malayalam Extra" w:cs="BRH Devanagari Extra"/>
-                <w:szCs w:val="40"/>
-              </w:rPr>
-              <w:t>–</w:t>
-            </w:r>
-            <w:r>
-              <w:rPr>
-                <w:rFonts w:ascii="BRH Devanagari Extra" w:hAnsi="BRH Devanagari Extra" w:cs="BRH Devanagari Extra"/>
-                <w:sz w:val="32"/>
-                <w:szCs w:val="40"/>
-              </w:rPr>
-              <w:t>ÍxÉ</w:t>
-            </w:r>
-            <w:r>
-              <w:rPr>
-                <w:rFonts w:ascii="BRH Malayalam Extra" w:hAnsi="BRH Malayalam Extra" w:cs="BRH Devanagari Extra"/>
-                <w:szCs w:val="40"/>
-              </w:rPr>
-              <w:t>–</w:t>
-            </w:r>
-            <w:r>
-              <w:rPr>
-                <w:rFonts w:ascii="BRH Devanagari Extra" w:hAnsi="BRH Devanagari Extra" w:cs="BRH Devanagari Extra"/>
-                <w:sz w:val="32"/>
-                <w:szCs w:val="40"/>
-              </w:rPr>
-              <w:t xml:space="preserve"> WûÉ</w:t>
-            </w:r>
-            <w:r>
-              <w:rPr>
-                <w:rFonts w:ascii="BRH Malayalam Extra" w:hAnsi="BRH Malayalam Extra" w:cs="BRH Devanagari Extra"/>
-                <w:szCs w:val="40"/>
-              </w:rPr>
-              <w:t>–</w:t>
-            </w:r>
-            <w:r>
-              <w:rPr>
-                <w:rFonts w:ascii="BRH Devanagari Extra" w:hAnsi="BRH Devanagari Extra" w:cs="BRH Devanagari Extra"/>
-                <w:sz w:val="32"/>
-                <w:szCs w:val="40"/>
-              </w:rPr>
-              <w:t>ËU</w:t>
-            </w:r>
-            <w:r>
-              <w:rPr>
-                <w:rFonts w:ascii="BRH Malayalam Extra" w:hAnsi="BRH Malayalam Extra" w:cs="BRH Devanagari Extra"/>
-                <w:szCs w:val="40"/>
-              </w:rPr>
-              <w:t>–</w:t>
-            </w:r>
-            <w:r>
-              <w:rPr>
-                <w:rFonts w:ascii="BRH Devanagari Extra" w:hAnsi="BRH Devanagari Extra" w:cs="BRH Devanagari Extra"/>
-                <w:sz w:val="32"/>
-                <w:szCs w:val="40"/>
-              </w:rPr>
-              <w:t>rÉÉå</w:t>
-            </w:r>
-            <w:r>
-              <w:rPr>
-                <w:rFonts w:ascii="BRH Malayalam Extra" w:hAnsi="BRH Malayalam Extra" w:cs="BRH Devanagari Extra"/>
-                <w:szCs w:val="40"/>
-              </w:rPr>
-              <w:t>–</w:t>
-            </w:r>
-            <w:r>
-              <w:rPr>
-                <w:rFonts w:ascii="BRH Devanagari Extra" w:hAnsi="BRH Devanagari Extra" w:cs="BRH Devanagari Extra"/>
-                <w:sz w:val="32"/>
-                <w:szCs w:val="40"/>
-              </w:rPr>
-              <w:t>eÉ</w:t>
-            </w:r>
-            <w:r>
-              <w:rPr>
-                <w:rFonts w:ascii="BRH Malayalam Extra" w:hAnsi="BRH Malayalam Extra" w:cs="BRH Devanagari Extra"/>
-                <w:szCs w:val="40"/>
-              </w:rPr>
-              <w:t>–</w:t>
-            </w:r>
-            <w:r>
-              <w:rPr>
-                <w:rFonts w:ascii="BRH Devanagari Extra" w:hAnsi="BRH Devanagari Extra" w:cs="BRH Devanagari Extra"/>
-                <w:sz w:val="32"/>
-                <w:szCs w:val="40"/>
-              </w:rPr>
-              <w:t>lÉÉå WûÉþËUrÉÉåeÉ</w:t>
-            </w:r>
-            <w:r>
-              <w:rPr>
-                <w:rFonts w:ascii="BRH Malayalam Extra" w:hAnsi="BRH Malayalam Extra" w:cs="BRH Devanagari Extra"/>
-                <w:szCs w:val="40"/>
-              </w:rPr>
-              <w:t>–</w:t>
-            </w:r>
-            <w:r>
-              <w:rPr>
-                <w:rFonts w:ascii="BRH Devanagari Extra" w:hAnsi="BRH Devanagari Extra" w:cs="BRH Devanagari Extra"/>
-                <w:sz w:val="32"/>
-                <w:szCs w:val="40"/>
-              </w:rPr>
-              <w:t>lÉÉåÿ ÅxrÉÍxÉ WûÉËUrÉÉåeÉ</w:t>
-            </w:r>
-            <w:r>
-              <w:rPr>
-                <w:rFonts w:ascii="BRH Malayalam Extra" w:hAnsi="BRH Malayalam Extra" w:cs="BRH Devanagari Extra"/>
-                <w:szCs w:val="40"/>
-              </w:rPr>
-              <w:t>–</w:t>
-            </w:r>
-            <w:r>
-              <w:rPr>
-                <w:rFonts w:ascii="BRH Devanagari Extra" w:hAnsi="BRH Devanagari Extra" w:cs="BRH Devanagari Extra"/>
-                <w:sz w:val="32"/>
-                <w:szCs w:val="40"/>
-              </w:rPr>
-              <w:t>lÉÉå WûrÉÉåï</w:t>
-            </w:r>
-            <w:r>
-              <w:rPr>
-                <w:rFonts w:ascii="BRH Malayalam Extra" w:hAnsi="BRH Malayalam Extra" w:cs="BRH Devanagari Extra"/>
-                <w:szCs w:val="40"/>
-              </w:rPr>
-              <w:t>–</w:t>
-            </w:r>
-            <w:r>
-              <w:rPr>
-                <w:rFonts w:ascii="BRH Devanagari Extra" w:hAnsi="BRH Devanagari Extra" w:cs="BRH Devanagari Extra"/>
-                <w:sz w:val="32"/>
-                <w:szCs w:val="40"/>
-              </w:rPr>
-              <w:t>Uç</w:t>
-            </w:r>
-            <w:r>
-              <w:rPr>
-                <w:rFonts w:ascii="BRH Malayalam Extra" w:hAnsi="BRH Malayalam Extra" w:cs="BRH Devanagari Extra"/>
-                <w:szCs w:val="40"/>
-              </w:rPr>
-              <w:t>–</w:t>
-            </w:r>
-            <w:r>
-              <w:rPr>
-                <w:rFonts w:ascii="BRH Devanagari Extra" w:hAnsi="BRH Devanagari Extra" w:cs="BRH Devanagari Extra"/>
-                <w:sz w:val="32"/>
-                <w:szCs w:val="40"/>
-              </w:rPr>
-              <w:t>. WûrÉÉåï</w:t>
-            </w:r>
-            <w:r>
-              <w:rPr>
-                <w:rFonts w:ascii="BRH Devanagari Extra" w:hAnsi="BRH Devanagari Extra" w:cs="BRH Devanagari Extra"/>
-                <w:sz w:val="32"/>
-                <w:szCs w:val="40"/>
-                <w:highlight w:val="green"/>
-              </w:rPr>
-              <w:t>Uçþ</w:t>
-            </w:r>
-            <w:r>
-              <w:rPr>
-                <w:rFonts w:ascii="BRH Devanagari Extra" w:hAnsi="BRH Devanagari Extra" w:cs="BRH Devanagari Extra"/>
-                <w:sz w:val="32"/>
-                <w:szCs w:val="40"/>
-              </w:rPr>
-              <w:t>. WûÉËUrÉÉåeÉ</w:t>
-            </w:r>
-            <w:r>
-              <w:rPr>
-                <w:rFonts w:ascii="BRH Malayalam Extra" w:hAnsi="BRH Malayalam Extra" w:cs="BRH Devanagari Extra"/>
-                <w:szCs w:val="40"/>
-              </w:rPr>
-              <w:t>–</w:t>
-            </w:r>
-            <w:r>
-              <w:rPr>
-                <w:rFonts w:ascii="BRH Devanagari Extra" w:hAnsi="BRH Devanagari Extra" w:cs="BRH Devanagari Extra"/>
-                <w:sz w:val="32"/>
-                <w:szCs w:val="40"/>
-              </w:rPr>
-              <w:t>lÉÉåÿ ÅxrÉÍxÉ WûÉËUrÉÉåeÉ</w:t>
-            </w:r>
-            <w:r>
-              <w:rPr>
-                <w:rFonts w:ascii="BRH Malayalam Extra" w:hAnsi="BRH Malayalam Extra" w:cs="BRH Devanagari Extra"/>
-                <w:szCs w:val="40"/>
-              </w:rPr>
-              <w:t>–</w:t>
-            </w:r>
-            <w:r>
-              <w:rPr>
-                <w:rFonts w:ascii="BRH Devanagari Extra" w:hAnsi="BRH Devanagari Extra" w:cs="BRH Devanagari Extra"/>
-                <w:sz w:val="32"/>
-                <w:szCs w:val="40"/>
-              </w:rPr>
-              <w:t xml:space="preserve">lÉÉå WûrÉÉåïÿÈ | </w:t>
-            </w:r>
-          </w:p>
-          <w:p>
-            <w:pPr>
-              <w:widowControl w:val="0"/>
-              <w:autoSpaceDE w:val="0"/>
-              <w:autoSpaceDN w:val="0"/>
-              <w:adjustRightInd w:val="0"/>
-              <w:spacing w:before="0" w:line="240" w:lineRule="auto"/>
-              <w:rPr>
-                <w:rFonts w:ascii="BRH Devanagari Extra" w:hAnsi="BRH Devanagari Extra" w:cs="BRH Devanagari Extra"/>
-                <w:sz w:val="32"/>
-                <w:szCs w:val="40"/>
-              </w:rPr>
-            </w:pPr>
-            <w:r>
-              <w:rPr>
-                <w:rFonts w:cs="BRH Devanagari Extra"/>
-                <w:szCs w:val="40"/>
-              </w:rPr>
               <w:t>3</w:t>
             </w:r>
             <w:r>
@@ -20487,7 +20323,6 @@
                 <w:rFonts w:cs="BRH Devanagari Extra"/>
                 <w:szCs w:val="40"/>
               </w:rPr>
-              <w:lastRenderedPageBreak/>
               <w:t>8</w:t>
             </w:r>
             <w:r>
@@ -25229,6 +25064,7 @@
                 <w:rFonts w:cs="BRH Devanagari Extra"/>
                 <w:szCs w:val="40"/>
               </w:rPr>
+              <w:lastRenderedPageBreak/>
               <w:t>52</w:t>
             </w:r>
             <w:r>
